--- a/pr-preview/pr-286/linear-algebra-inner-products.docx
+++ b/pr-preview/pr-286/linear-algebra-inner-products.docx
@@ -15,7 +15,7 @@
         <w:pStyle w:val="Date"/>
       </w:pPr>
       <w:r>
-        <w:t xml:space="preserve">Last modified: 2026-10-14 15:47:20 (PDT)</w:t>
+        <w:t xml:space="preserve">Last modified: 2026-10-14 17:33:03 (PDT)</w:t>
       </w:r>
     </w:p>
     <w:bookmarkStart w:id="24" w:name="sec-inner-products"/>
@@ -8495,7 +8495,7 @@
     </w:p>
     <w:bookmarkEnd w:id="23"/>
     <w:bookmarkEnd w:id="24"/>
-    <w:bookmarkStart w:id="58" w:name="sec-cauchy-schwarz"/>
+    <w:bookmarkStart w:id="61" w:name="sec-cauchy-schwarz"/>
     <w:p>
       <w:pPr>
         <w:pStyle w:val="Heading2"/>
@@ -37079,8 +37079,2220 @@
       </m:oMathPara>
     </w:p>
     <w:bookmarkEnd w:id="57"/>
-    <w:bookmarkEnd w:id="58"/>
-    <w:bookmarkStart w:id="90" w:name="sec-gram-schmidt"/>
+    <w:bookmarkStart w:id="59" w:name="thm-pearson-cosine-centered"/>
+    <w:p>
+      <w:pPr>
+        <w:pStyle w:val="FirstParagraph"/>
+      </w:pPr>
+      <w:r>
+        <w:rPr>
+          <w:b/>
+          <w:bCs/>
+        </w:rPr>
+        <w:t xml:space="preserve">Theorem 6 (Pearson correlation is the cosine similarity of the centered vectors)</w:t>
+      </w:r>
+      <w:r>
+        <w:t xml:space="preserve"> </w:t>
+      </w:r>
+      <w:r>
+        <w:t xml:space="preserve">Let</w:t>
+      </w:r>
+      <w:r>
+        <w:t xml:space="preserve"> </w:t>
+      </w:r>
+      <m:oMath>
+        <m:acc>
+          <m:accPr>
+            <m:chr m:val="̃"/>
+          </m:accPr>
+          <m:e>
+            <m:r>
+              <m:t>x</m:t>
+            </m:r>
+          </m:e>
+        </m:acc>
+        <m:r>
+          <m:rPr>
+            <m:sty m:val="p"/>
+          </m:rPr>
+          <m:t>,</m:t>
+        </m:r>
+        <m:acc>
+          <m:accPr>
+            <m:chr m:val="̃"/>
+          </m:accPr>
+          <m:e>
+            <m:r>
+              <m:t>y</m:t>
+            </m:r>
+          </m:e>
+        </m:acc>
+        <m:r>
+          <m:rPr>
+            <m:sty m:val="p"/>
+          </m:rPr>
+          <m:t>∈</m:t>
+        </m:r>
+        <m:sSup>
+          <m:e>
+            <m:r>
+              <m:rPr>
+                <m:scr m:val="double-struck"/>
+                <m:sty m:val="p"/>
+              </m:rPr>
+              <m:t>R</m:t>
+            </m:r>
+          </m:e>
+          <m:sup>
+            <m:r>
+              <m:t>n</m:t>
+            </m:r>
+          </m:sup>
+        </m:sSup>
+      </m:oMath>
+      <w:r>
+        <w:t xml:space="preserve"> </w:t>
+      </w:r>
+      <w:r>
+        <w:t xml:space="preserve">be two vectors that are not constant,</w:t>
+      </w:r>
+      <w:r>
+        <w:t xml:space="preserve"> </w:t>
+      </w:r>
+      <w:r>
+        <w:t xml:space="preserve">with means</w:t>
+      </w:r>
+      <w:r>
+        <w:t xml:space="preserve"> </w:t>
+      </w:r>
+      <m:oMath>
+        <m:acc>
+          <m:accPr>
+            <m:chr m:val="‾"/>
+          </m:accPr>
+          <m:e>
+            <m:r>
+              <m:t>x</m:t>
+            </m:r>
+          </m:e>
+        </m:acc>
+        <m:r>
+          <m:rPr>
+            <m:sty m:val="p"/>
+          </m:rPr>
+          <m:t>=</m:t>
+        </m:r>
+        <m:f>
+          <m:fPr>
+            <m:type m:val="bar"/>
+          </m:fPr>
+          <m:num>
+            <m:r>
+              <m:t>1</m:t>
+            </m:r>
+          </m:num>
+          <m:den>
+            <m:r>
+              <m:t>n</m:t>
+            </m:r>
+          </m:den>
+        </m:f>
+        <m:nary>
+          <m:naryPr>
+            <m:chr m:val="∑"/>
+            <m:limLoc m:val="undOvr"/>
+            <m:subHide m:val="off"/>
+            <m:supHide m:val="off"/>
+          </m:naryPr>
+          <m:sub>
+            <m:r>
+              <m:t>i</m:t>
+            </m:r>
+            <m:r>
+              <m:rPr>
+                <m:sty m:val="p"/>
+              </m:rPr>
+              <m:t>=</m:t>
+            </m:r>
+            <m:r>
+              <m:t>1</m:t>
+            </m:r>
+          </m:sub>
+          <m:sup>
+            <m:r>
+              <m:t>n</m:t>
+            </m:r>
+          </m:sup>
+          <m:e>
+            <m:sSub>
+              <m:e>
+                <m:r>
+                  <m:t>x</m:t>
+                </m:r>
+              </m:e>
+              <m:sub>
+                <m:r>
+                  <m:t>i</m:t>
+                </m:r>
+              </m:sub>
+            </m:sSub>
+          </m:e>
+        </m:nary>
+      </m:oMath>
+      <w:r>
+        <w:t xml:space="preserve"> </w:t>
+      </w:r>
+      <w:r>
+        <w:t xml:space="preserve">and</w:t>
+      </w:r>
+      <w:r>
+        <w:t xml:space="preserve"> </w:t>
+      </w:r>
+      <m:oMath>
+        <m:acc>
+          <m:accPr>
+            <m:chr m:val="‾"/>
+          </m:accPr>
+          <m:e>
+            <m:r>
+              <m:t>y</m:t>
+            </m:r>
+          </m:e>
+        </m:acc>
+        <m:r>
+          <m:rPr>
+            <m:sty m:val="p"/>
+          </m:rPr>
+          <m:t>=</m:t>
+        </m:r>
+        <m:f>
+          <m:fPr>
+            <m:type m:val="bar"/>
+          </m:fPr>
+          <m:num>
+            <m:r>
+              <m:t>1</m:t>
+            </m:r>
+          </m:num>
+          <m:den>
+            <m:r>
+              <m:t>n</m:t>
+            </m:r>
+          </m:den>
+        </m:f>
+        <m:nary>
+          <m:naryPr>
+            <m:chr m:val="∑"/>
+            <m:limLoc m:val="undOvr"/>
+            <m:subHide m:val="off"/>
+            <m:supHide m:val="off"/>
+          </m:naryPr>
+          <m:sub>
+            <m:r>
+              <m:t>i</m:t>
+            </m:r>
+            <m:r>
+              <m:rPr>
+                <m:sty m:val="p"/>
+              </m:rPr>
+              <m:t>=</m:t>
+            </m:r>
+            <m:r>
+              <m:t>1</m:t>
+            </m:r>
+          </m:sub>
+          <m:sup>
+            <m:r>
+              <m:t>n</m:t>
+            </m:r>
+          </m:sup>
+          <m:e>
+            <m:sSub>
+              <m:e>
+                <m:r>
+                  <m:t>y</m:t>
+                </m:r>
+              </m:e>
+              <m:sub>
+                <m:r>
+                  <m:t>i</m:t>
+                </m:r>
+              </m:sub>
+            </m:sSub>
+          </m:e>
+        </m:nary>
+      </m:oMath>
+      <w:r>
+        <w:t xml:space="preserve">.</w:t>
+      </w:r>
+      <w:r>
+        <w:t xml:space="preserve"> </w:t>
+      </w:r>
+      <w:r>
+        <w:t xml:space="preserve">Write</w:t>
+      </w:r>
+      <w:r>
+        <w:t xml:space="preserve"> </w:t>
+      </w:r>
+      <m:oMath>
+        <m:acc>
+          <m:accPr>
+            <m:chr m:val="̃"/>
+          </m:accPr>
+          <m:e>
+            <m:acc>
+              <m:accPr>
+                <m:chr m:val="̃"/>
+              </m:accPr>
+              <m:e>
+                <m:r>
+                  <m:t>x</m:t>
+                </m:r>
+              </m:e>
+            </m:acc>
+          </m:e>
+        </m:acc>
+        <m:r>
+          <m:rPr>
+            <m:sty m:val="p"/>
+          </m:rPr>
+          <m:t>=</m:t>
+        </m:r>
+        <m:acc>
+          <m:accPr>
+            <m:chr m:val="̃"/>
+          </m:accPr>
+          <m:e>
+            <m:r>
+              <m:t>x</m:t>
+            </m:r>
+          </m:e>
+        </m:acc>
+        <m:r>
+          <m:rPr>
+            <m:sty m:val="p"/>
+          </m:rPr>
+          <m:t>−</m:t>
+        </m:r>
+        <m:acc>
+          <m:accPr>
+            <m:chr m:val="‾"/>
+          </m:accPr>
+          <m:e>
+            <m:r>
+              <m:t>x</m:t>
+            </m:r>
+          </m:e>
+        </m:acc>
+        <m:r>
+          <m:t> </m:t>
+        </m:r>
+        <m:acc>
+          <m:accPr>
+            <m:chr m:val="̃"/>
+          </m:accPr>
+          <m:e>
+            <m:r>
+              <m:t>1</m:t>
+            </m:r>
+          </m:e>
+        </m:acc>
+      </m:oMath>
+      <w:r>
+        <w:t xml:space="preserve"> </w:t>
+      </w:r>
+      <w:r>
+        <w:t xml:space="preserve">and</w:t>
+      </w:r>
+      <w:r>
+        <w:t xml:space="preserve"> </w:t>
+      </w:r>
+      <m:oMath>
+        <m:acc>
+          <m:accPr>
+            <m:chr m:val="̃"/>
+          </m:accPr>
+          <m:e>
+            <m:acc>
+              <m:accPr>
+                <m:chr m:val="̃"/>
+              </m:accPr>
+              <m:e>
+                <m:r>
+                  <m:t>y</m:t>
+                </m:r>
+              </m:e>
+            </m:acc>
+          </m:e>
+        </m:acc>
+        <m:r>
+          <m:rPr>
+            <m:sty m:val="p"/>
+          </m:rPr>
+          <m:t>=</m:t>
+        </m:r>
+        <m:acc>
+          <m:accPr>
+            <m:chr m:val="̃"/>
+          </m:accPr>
+          <m:e>
+            <m:r>
+              <m:t>y</m:t>
+            </m:r>
+          </m:e>
+        </m:acc>
+        <m:r>
+          <m:rPr>
+            <m:sty m:val="p"/>
+          </m:rPr>
+          <m:t>−</m:t>
+        </m:r>
+        <m:acc>
+          <m:accPr>
+            <m:chr m:val="‾"/>
+          </m:accPr>
+          <m:e>
+            <m:r>
+              <m:t>y</m:t>
+            </m:r>
+          </m:e>
+        </m:acc>
+        <m:r>
+          <m:t> </m:t>
+        </m:r>
+        <m:acc>
+          <m:accPr>
+            <m:chr m:val="̃"/>
+          </m:accPr>
+          <m:e>
+            <m:r>
+              <m:t>1</m:t>
+            </m:r>
+          </m:e>
+        </m:acc>
+      </m:oMath>
+      <w:r>
+        <w:t xml:space="preserve"> </w:t>
+      </w:r>
+      <w:r>
+        <w:t xml:space="preserve">for the</w:t>
+      </w:r>
+      <w:r>
+        <w:t xml:space="preserve"> </w:t>
+      </w:r>
+      <w:r>
+        <w:rPr>
+          <w:b/>
+          <w:bCs/>
+        </w:rPr>
+        <w:t xml:space="preserve">centered</w:t>
+      </w:r>
+      <w:r>
+        <w:t xml:space="preserve"> </w:t>
+      </w:r>
+      <w:r>
+        <w:t xml:space="preserve">vectors, whose means are zero.</w:t>
+      </w:r>
+      <w:r>
+        <w:t xml:space="preserve"> </w:t>
+      </w:r>
+      <w:r>
+        <w:t xml:space="preserve">Then the</w:t>
+      </w:r>
+      <w:r>
+        <w:t xml:space="preserve"> </w:t>
+      </w:r>
+      <w:hyperlink r:id="rId58">
+        <w:r>
+          <w:rPr>
+            <w:rStyle w:val="Hyperlink"/>
+          </w:rPr>
+          <w:t xml:space="preserve">Pearson correlation coefficient</w:t>
+        </w:r>
+      </w:hyperlink>
+      <w:r>
+        <w:t xml:space="preserve"> </w:t>
+      </w:r>
+      <m:oMath>
+        <m:r>
+          <m:t>r</m:t>
+        </m:r>
+      </m:oMath>
+      <w:r>
+        <w:t xml:space="preserve"> </w:t>
+      </w:r>
+      <w:r>
+        <w:t xml:space="preserve">of the</w:t>
+      </w:r>
+      <w:r>
+        <w:t xml:space="preserve"> </w:t>
+      </w:r>
+      <m:oMath>
+        <m:r>
+          <m:t>n</m:t>
+        </m:r>
+      </m:oMath>
+      <w:r>
+        <w:t xml:space="preserve"> </w:t>
+      </w:r>
+      <w:r>
+        <w:t xml:space="preserve">pairs</w:t>
+      </w:r>
+      <w:r>
+        <w:t xml:space="preserve"> </w:t>
+      </w:r>
+      <m:oMath>
+        <m:r>
+          <m:rPr>
+            <m:sty m:val="p"/>
+          </m:rPr>
+          <m:t>(</m:t>
+        </m:r>
+        <m:sSub>
+          <m:e>
+            <m:r>
+              <m:t>x</m:t>
+            </m:r>
+          </m:e>
+          <m:sub>
+            <m:r>
+              <m:t>i</m:t>
+            </m:r>
+          </m:sub>
+        </m:sSub>
+        <m:r>
+          <m:rPr>
+            <m:sty m:val="p"/>
+          </m:rPr>
+          <m:t>,</m:t>
+        </m:r>
+        <m:sSub>
+          <m:e>
+            <m:r>
+              <m:t>y</m:t>
+            </m:r>
+          </m:e>
+          <m:sub>
+            <m:r>
+              <m:t>i</m:t>
+            </m:r>
+          </m:sub>
+        </m:sSub>
+        <m:r>
+          <m:rPr>
+            <m:sty m:val="p"/>
+          </m:rPr>
+          <m:t>)</m:t>
+        </m:r>
+      </m:oMath>
+      <w:r>
+        <w:t xml:space="preserve"> </w:t>
+      </w:r>
+      <w:r>
+        <w:t xml:space="preserve">is the cosine similarity (</w:t>
+      </w:r>
+      <w:hyperlink w:anchor="def-cosine-similarity">
+        <w:r>
+          <w:rPr>
+            <w:rStyle w:val="Hyperlink"/>
+          </w:rPr>
+          <w:t xml:space="preserve">Definition 9</w:t>
+        </w:r>
+      </w:hyperlink>
+      <w:r>
+        <w:t xml:space="preserve">) of the centered vectors:</w:t>
+      </w:r>
+    </w:p>
+    <w:p>
+      <w:pPr>
+        <w:pStyle w:val="BodyText"/>
+      </w:pPr>
+      <m:oMathPara>
+        <m:oMathParaPr>
+          <m:jc m:val="center"/>
+        </m:oMathParaPr>
+        <m:oMath>
+          <m:r>
+            <m:t>r</m:t>
+          </m:r>
+          <m:r>
+            <m:rPr>
+              <m:sty m:val="p"/>
+            </m:rPr>
+            <m:t>=</m:t>
+          </m:r>
+          <m:r>
+            <m:rPr>
+              <m:sty m:val="p"/>
+            </m:rPr>
+            <m:t>cossim</m:t>
+          </m:r>
+          <m:r>
+            <m:rPr>
+              <m:sty m:val="p"/>
+            </m:rPr>
+            <m:t>(</m:t>
+          </m:r>
+          <m:acc>
+            <m:accPr>
+              <m:chr m:val="̃"/>
+            </m:accPr>
+            <m:e>
+              <m:acc>
+                <m:accPr>
+                  <m:chr m:val="̃"/>
+                </m:accPr>
+                <m:e>
+                  <m:r>
+                    <m:t>x</m:t>
+                  </m:r>
+                </m:e>
+              </m:acc>
+            </m:e>
+          </m:acc>
+          <m:r>
+            <m:rPr>
+              <m:sty m:val="p"/>
+            </m:rPr>
+            <m:t>,</m:t>
+          </m:r>
+          <m:acc>
+            <m:accPr>
+              <m:chr m:val="̃"/>
+            </m:accPr>
+            <m:e>
+              <m:acc>
+                <m:accPr>
+                  <m:chr m:val="̃"/>
+                </m:accPr>
+                <m:e>
+                  <m:r>
+                    <m:t>y</m:t>
+                  </m:r>
+                </m:e>
+              </m:acc>
+            </m:e>
+          </m:acc>
+          <m:r>
+            <m:rPr>
+              <m:sty m:val="p"/>
+            </m:rPr>
+            <m:t>)</m:t>
+          </m:r>
+          <m:r>
+            <m:rPr>
+              <m:sty m:val="p"/>
+            </m:rPr>
+            <m:t>.</m:t>
+          </m:r>
+        </m:oMath>
+      </m:oMathPara>
+    </w:p>
+    <w:bookmarkEnd w:id="59"/>
+    <w:p>
+      <w:pPr>
+        <w:pStyle w:val="FirstParagraph"/>
+      </w:pPr>
+      <w:r>
+        <w:rPr>
+          <w:i/>
+          <w:iCs/>
+        </w:rPr>
+        <w:t xml:space="preserve">Proof</w:t>
+      </w:r>
+      <w:r>
+        <w:t xml:space="preserve">. </w:t>
+      </w:r>
+      <w:r>
+        <w:t xml:space="preserve">Entry</w:t>
+      </w:r>
+      <w:r>
+        <w:t xml:space="preserve"> </w:t>
+      </w:r>
+      <m:oMath>
+        <m:r>
+          <m:t>i</m:t>
+        </m:r>
+      </m:oMath>
+      <w:r>
+        <w:t xml:space="preserve"> </w:t>
+      </w:r>
+      <w:r>
+        <w:t xml:space="preserve">of</w:t>
+      </w:r>
+      <w:r>
+        <w:t xml:space="preserve"> </w:t>
+      </w:r>
+      <m:oMath>
+        <m:acc>
+          <m:accPr>
+            <m:chr m:val="̃"/>
+          </m:accPr>
+          <m:e>
+            <m:acc>
+              <m:accPr>
+                <m:chr m:val="̃"/>
+              </m:accPr>
+              <m:e>
+                <m:r>
+                  <m:t>x</m:t>
+                </m:r>
+              </m:e>
+            </m:acc>
+          </m:e>
+        </m:acc>
+      </m:oMath>
+      <w:r>
+        <w:t xml:space="preserve"> </w:t>
+      </w:r>
+      <w:r>
+        <w:t xml:space="preserve">is</w:t>
+      </w:r>
+      <w:r>
+        <w:t xml:space="preserve"> </w:t>
+      </w:r>
+      <m:oMath>
+        <m:sSub>
+          <m:e>
+            <m:r>
+              <m:t>x</m:t>
+            </m:r>
+          </m:e>
+          <m:sub>
+            <m:r>
+              <m:t>i</m:t>
+            </m:r>
+          </m:sub>
+        </m:sSub>
+        <m:r>
+          <m:rPr>
+            <m:sty m:val="p"/>
+          </m:rPr>
+          <m:t>−</m:t>
+        </m:r>
+        <m:acc>
+          <m:accPr>
+            <m:chr m:val="‾"/>
+          </m:accPr>
+          <m:e>
+            <m:r>
+              <m:t>x</m:t>
+            </m:r>
+          </m:e>
+        </m:acc>
+      </m:oMath>
+      <w:r>
+        <w:t xml:space="preserve">, and entry</w:t>
+      </w:r>
+      <w:r>
+        <w:t xml:space="preserve"> </w:t>
+      </w:r>
+      <m:oMath>
+        <m:r>
+          <m:t>i</m:t>
+        </m:r>
+      </m:oMath>
+      <w:r>
+        <w:t xml:space="preserve"> </w:t>
+      </w:r>
+      <w:r>
+        <w:t xml:space="preserve">of</w:t>
+      </w:r>
+      <w:r>
+        <w:t xml:space="preserve"> </w:t>
+      </w:r>
+      <m:oMath>
+        <m:acc>
+          <m:accPr>
+            <m:chr m:val="̃"/>
+          </m:accPr>
+          <m:e>
+            <m:acc>
+              <m:accPr>
+                <m:chr m:val="̃"/>
+              </m:accPr>
+              <m:e>
+                <m:r>
+                  <m:t>y</m:t>
+                </m:r>
+              </m:e>
+            </m:acc>
+          </m:e>
+        </m:acc>
+      </m:oMath>
+      <w:r>
+        <w:t xml:space="preserve"> </w:t>
+      </w:r>
+      <w:r>
+        <w:t xml:space="preserve">is</w:t>
+      </w:r>
+      <w:r>
+        <w:t xml:space="preserve"> </w:t>
+      </w:r>
+      <m:oMath>
+        <m:sSub>
+          <m:e>
+            <m:r>
+              <m:t>y</m:t>
+            </m:r>
+          </m:e>
+          <m:sub>
+            <m:r>
+              <m:t>i</m:t>
+            </m:r>
+          </m:sub>
+        </m:sSub>
+        <m:r>
+          <m:rPr>
+            <m:sty m:val="p"/>
+          </m:rPr>
+          <m:t>−</m:t>
+        </m:r>
+        <m:acc>
+          <m:accPr>
+            <m:chr m:val="‾"/>
+          </m:accPr>
+          <m:e>
+            <m:r>
+              <m:t>y</m:t>
+            </m:r>
+          </m:e>
+        </m:acc>
+      </m:oMath>
+      <w:r>
+        <w:t xml:space="preserve">.</w:t>
+      </w:r>
+      <w:r>
+        <w:t xml:space="preserve"> </w:t>
+      </w:r>
+      <w:r>
+        <w:t xml:space="preserve">Neither centered vector is zero, because neither</w:t>
+      </w:r>
+      <w:r>
+        <w:t xml:space="preserve"> </w:t>
+      </w:r>
+      <m:oMath>
+        <m:acc>
+          <m:accPr>
+            <m:chr m:val="̃"/>
+          </m:accPr>
+          <m:e>
+            <m:r>
+              <m:t>x</m:t>
+            </m:r>
+          </m:e>
+        </m:acc>
+      </m:oMath>
+      <w:r>
+        <w:t xml:space="preserve"> </w:t>
+      </w:r>
+      <w:r>
+        <w:t xml:space="preserve">nor</w:t>
+      </w:r>
+      <w:r>
+        <w:t xml:space="preserve"> </w:t>
+      </w:r>
+      <m:oMath>
+        <m:acc>
+          <m:accPr>
+            <m:chr m:val="̃"/>
+          </m:accPr>
+          <m:e>
+            <m:r>
+              <m:t>y</m:t>
+            </m:r>
+          </m:e>
+        </m:acc>
+      </m:oMath>
+      <w:r>
+        <w:t xml:space="preserve"> </w:t>
+      </w:r>
+      <w:r>
+        <w:t xml:space="preserve">is constant, so the cosine similarity is defined.</w:t>
+      </w:r>
+      <w:r>
+        <w:t xml:space="preserve"> </w:t>
+      </w:r>
+      <w:r>
+        <w:t xml:space="preserve">The three pieces of the cosine similarity are</w:t>
+      </w:r>
+    </w:p>
+    <w:p>
+      <w:pPr>
+        <w:pStyle w:val="BodyText"/>
+      </w:pPr>
+      <m:oMathPara>
+        <m:oMathParaPr>
+          <m:jc m:val="center"/>
+        </m:oMathParaPr>
+        <m:oMath>
+          <m:eqArr>
+            <m:e>
+              <m:acc>
+                <m:accPr>
+                  <m:chr m:val="̃"/>
+                </m:accPr>
+                <m:e>
+                  <m:acc>
+                    <m:accPr>
+                      <m:chr m:val="̃"/>
+                    </m:accPr>
+                    <m:e>
+                      <m:r>
+                        <m:t>x</m:t>
+                      </m:r>
+                    </m:e>
+                  </m:acc>
+                </m:e>
+              </m:acc>
+              <m:r>
+                <m:rPr>
+                  <m:sty m:val="p"/>
+                </m:rPr>
+                <m:t>⋅</m:t>
+              </m:r>
+              <m:acc>
+                <m:accPr>
+                  <m:chr m:val="̃"/>
+                </m:accPr>
+                <m:e>
+                  <m:acc>
+                    <m:accPr>
+                      <m:chr m:val="̃"/>
+                    </m:accPr>
+                    <m:e>
+                      <m:r>
+                        <m:t>y</m:t>
+                      </m:r>
+                    </m:e>
+                  </m:acc>
+                </m:e>
+              </m:acc>
+              <m:r>
+                <m:t>&amp;</m:t>
+              </m:r>
+              <m:r>
+                <m:rPr>
+                  <m:sty m:val="p"/>
+                </m:rPr>
+                <m:t>=</m:t>
+              </m:r>
+              <m:nary>
+                <m:naryPr>
+                  <m:chr m:val="∑"/>
+                  <m:limLoc m:val="undOvr"/>
+                  <m:subHide m:val="off"/>
+                  <m:supHide m:val="off"/>
+                </m:naryPr>
+                <m:sub>
+                  <m:r>
+                    <m:t>i</m:t>
+                  </m:r>
+                  <m:r>
+                    <m:rPr>
+                      <m:sty m:val="p"/>
+                    </m:rPr>
+                    <m:t>=</m:t>
+                  </m:r>
+                  <m:r>
+                    <m:t>1</m:t>
+                  </m:r>
+                </m:sub>
+                <m:sup>
+                  <m:r>
+                    <m:t>n</m:t>
+                  </m:r>
+                </m:sup>
+                <m:e>
+                  <m:r>
+                    <m:rPr>
+                      <m:sty m:val="p"/>
+                    </m:rPr>
+                    <m:t>(</m:t>
+                  </m:r>
+                </m:e>
+              </m:nary>
+              <m:sSub>
+                <m:e>
+                  <m:r>
+                    <m:t>x</m:t>
+                  </m:r>
+                </m:e>
+                <m:sub>
+                  <m:r>
+                    <m:t>i</m:t>
+                  </m:r>
+                </m:sub>
+              </m:sSub>
+              <m:r>
+                <m:rPr>
+                  <m:sty m:val="p"/>
+                </m:rPr>
+                <m:t>−</m:t>
+              </m:r>
+              <m:acc>
+                <m:accPr>
+                  <m:chr m:val="‾"/>
+                </m:accPr>
+                <m:e>
+                  <m:r>
+                    <m:t>x</m:t>
+                  </m:r>
+                </m:e>
+              </m:acc>
+              <m:r>
+                <m:rPr>
+                  <m:sty m:val="p"/>
+                </m:rPr>
+                <m:t>)</m:t>
+              </m:r>
+              <m:r>
+                <m:rPr>
+                  <m:sty m:val="p"/>
+                </m:rPr>
+                <m:t>(</m:t>
+              </m:r>
+              <m:sSub>
+                <m:e>
+                  <m:r>
+                    <m:t>y</m:t>
+                  </m:r>
+                </m:e>
+                <m:sub>
+                  <m:r>
+                    <m:t>i</m:t>
+                  </m:r>
+                </m:sub>
+              </m:sSub>
+              <m:r>
+                <m:rPr>
+                  <m:sty m:val="p"/>
+                </m:rPr>
+                <m:t>−</m:t>
+              </m:r>
+              <m:acc>
+                <m:accPr>
+                  <m:chr m:val="‾"/>
+                </m:accPr>
+                <m:e>
+                  <m:r>
+                    <m:t>y</m:t>
+                  </m:r>
+                </m:e>
+              </m:acc>
+              <m:r>
+                <m:rPr>
+                  <m:sty m:val="p"/>
+                </m:rPr>
+                <m:t>)</m:t>
+              </m:r>
+              <m:r>
+                <m:rPr>
+                  <m:sty m:val="p"/>
+                </m:rPr>
+                <m:t>,</m:t>
+              </m:r>
+            </m:e>
+            <m:e>
+              <m:r>
+                <m:t>​</m:t>
+              </m:r>
+              <m:d>
+                <m:dPr>
+                  <m:begChr m:val="∥"/>
+                  <m:sepChr m:val=""/>
+                  <m:endChr m:val="∥"/>
+                  <m:grow/>
+                </m:dPr>
+                <m:e>
+                  <m:acc>
+                    <m:accPr>
+                      <m:chr m:val="̃"/>
+                    </m:accPr>
+                    <m:e>
+                      <m:acc>
+                        <m:accPr>
+                          <m:chr m:val="̃"/>
+                        </m:accPr>
+                        <m:e>
+                          <m:r>
+                            <m:t>x</m:t>
+                          </m:r>
+                        </m:e>
+                      </m:acc>
+                    </m:e>
+                  </m:acc>
+                </m:e>
+              </m:d>
+              <m:r>
+                <m:t>​</m:t>
+              </m:r>
+              <m:r>
+                <m:t>&amp;</m:t>
+              </m:r>
+              <m:r>
+                <m:rPr>
+                  <m:sty m:val="p"/>
+                </m:rPr>
+                <m:t>=</m:t>
+              </m:r>
+              <m:rad>
+                <m:radPr>
+                  <m:degHide m:val="on"/>
+                </m:radPr>
+                <m:deg/>
+                <m:e>
+                  <m:nary>
+                    <m:naryPr>
+                      <m:chr m:val="∑"/>
+                      <m:limLoc m:val="undOvr"/>
+                      <m:subHide m:val="off"/>
+                      <m:supHide m:val="off"/>
+                    </m:naryPr>
+                    <m:sub>
+                      <m:r>
+                        <m:t>i</m:t>
+                      </m:r>
+                      <m:r>
+                        <m:rPr>
+                          <m:sty m:val="p"/>
+                        </m:rPr>
+                        <m:t>=</m:t>
+                      </m:r>
+                      <m:r>
+                        <m:t>1</m:t>
+                      </m:r>
+                    </m:sub>
+                    <m:sup>
+                      <m:r>
+                        <m:t>n</m:t>
+                      </m:r>
+                    </m:sup>
+                    <m:e>
+                      <m:r>
+                        <m:rPr>
+                          <m:sty m:val="p"/>
+                        </m:rPr>
+                        <m:t>(</m:t>
+                      </m:r>
+                    </m:e>
+                  </m:nary>
+                  <m:sSub>
+                    <m:e>
+                      <m:r>
+                        <m:t>x</m:t>
+                      </m:r>
+                    </m:e>
+                    <m:sub>
+                      <m:r>
+                        <m:t>i</m:t>
+                      </m:r>
+                    </m:sub>
+                  </m:sSub>
+                  <m:r>
+                    <m:rPr>
+                      <m:sty m:val="p"/>
+                    </m:rPr>
+                    <m:t>−</m:t>
+                  </m:r>
+                  <m:acc>
+                    <m:accPr>
+                      <m:chr m:val="‾"/>
+                    </m:accPr>
+                    <m:e>
+                      <m:r>
+                        <m:t>x</m:t>
+                      </m:r>
+                    </m:e>
+                  </m:acc>
+                  <m:sSup>
+                    <m:e>
+                      <m:r>
+                        <m:rPr>
+                          <m:sty m:val="p"/>
+                        </m:rPr>
+                        <m:t>)</m:t>
+                      </m:r>
+                    </m:e>
+                    <m:sup>
+                      <m:r>
+                        <m:t>2</m:t>
+                      </m:r>
+                    </m:sup>
+                  </m:sSup>
+                </m:e>
+              </m:rad>
+              <m:r>
+                <m:rPr>
+                  <m:sty m:val="p"/>
+                </m:rPr>
+                <m:t>,</m:t>
+              </m:r>
+            </m:e>
+            <m:e>
+              <m:r>
+                <m:t>​</m:t>
+              </m:r>
+              <m:d>
+                <m:dPr>
+                  <m:begChr m:val="∥"/>
+                  <m:sepChr m:val=""/>
+                  <m:endChr m:val="∥"/>
+                  <m:grow/>
+                </m:dPr>
+                <m:e>
+                  <m:acc>
+                    <m:accPr>
+                      <m:chr m:val="̃"/>
+                    </m:accPr>
+                    <m:e>
+                      <m:acc>
+                        <m:accPr>
+                          <m:chr m:val="̃"/>
+                        </m:accPr>
+                        <m:e>
+                          <m:r>
+                            <m:t>y</m:t>
+                          </m:r>
+                        </m:e>
+                      </m:acc>
+                    </m:e>
+                  </m:acc>
+                </m:e>
+              </m:d>
+              <m:r>
+                <m:t>​</m:t>
+              </m:r>
+              <m:r>
+                <m:t>&amp;</m:t>
+              </m:r>
+              <m:r>
+                <m:rPr>
+                  <m:sty m:val="p"/>
+                </m:rPr>
+                <m:t>=</m:t>
+              </m:r>
+              <m:rad>
+                <m:radPr>
+                  <m:degHide m:val="on"/>
+                </m:radPr>
+                <m:deg/>
+                <m:e>
+                  <m:nary>
+                    <m:naryPr>
+                      <m:chr m:val="∑"/>
+                      <m:limLoc m:val="undOvr"/>
+                      <m:subHide m:val="off"/>
+                      <m:supHide m:val="off"/>
+                    </m:naryPr>
+                    <m:sub>
+                      <m:r>
+                        <m:t>i</m:t>
+                      </m:r>
+                      <m:r>
+                        <m:rPr>
+                          <m:sty m:val="p"/>
+                        </m:rPr>
+                        <m:t>=</m:t>
+                      </m:r>
+                      <m:r>
+                        <m:t>1</m:t>
+                      </m:r>
+                    </m:sub>
+                    <m:sup>
+                      <m:r>
+                        <m:t>n</m:t>
+                      </m:r>
+                    </m:sup>
+                    <m:e>
+                      <m:r>
+                        <m:rPr>
+                          <m:sty m:val="p"/>
+                        </m:rPr>
+                        <m:t>(</m:t>
+                      </m:r>
+                    </m:e>
+                  </m:nary>
+                  <m:sSub>
+                    <m:e>
+                      <m:r>
+                        <m:t>y</m:t>
+                      </m:r>
+                    </m:e>
+                    <m:sub>
+                      <m:r>
+                        <m:t>i</m:t>
+                      </m:r>
+                    </m:sub>
+                  </m:sSub>
+                  <m:r>
+                    <m:rPr>
+                      <m:sty m:val="p"/>
+                    </m:rPr>
+                    <m:t>−</m:t>
+                  </m:r>
+                  <m:acc>
+                    <m:accPr>
+                      <m:chr m:val="‾"/>
+                    </m:accPr>
+                    <m:e>
+                      <m:r>
+                        <m:t>y</m:t>
+                      </m:r>
+                    </m:e>
+                  </m:acc>
+                  <m:sSup>
+                    <m:e>
+                      <m:r>
+                        <m:rPr>
+                          <m:sty m:val="p"/>
+                        </m:rPr>
+                        <m:t>)</m:t>
+                      </m:r>
+                    </m:e>
+                    <m:sup>
+                      <m:r>
+                        <m:t>2</m:t>
+                      </m:r>
+                    </m:sup>
+                  </m:sSup>
+                </m:e>
+              </m:rad>
+              <m:r>
+                <m:rPr>
+                  <m:sty m:val="p"/>
+                </m:rPr>
+                <m:t>,</m:t>
+              </m:r>
+            </m:e>
+          </m:eqArr>
+        </m:oMath>
+      </m:oMathPara>
+    </w:p>
+    <w:p>
+      <w:pPr>
+        <w:pStyle w:val="FirstParagraph"/>
+      </w:pPr>
+      <w:r>
+        <w:t xml:space="preserve">by the definitions of the dot product and the Euclidean norm.</w:t>
+      </w:r>
+      <w:r>
+        <w:t xml:space="preserve"> </w:t>
+      </w:r>
+      <w:r>
+        <w:t xml:space="preserve">Dividing the first by the product of the other two gives the formula for</w:t>
+      </w:r>
+      <w:r>
+        <w:t xml:space="preserve"> </w:t>
+      </w:r>
+      <m:oMath>
+        <m:r>
+          <m:t>r</m:t>
+        </m:r>
+      </m:oMath>
+      <w:r>
+        <w:t xml:space="preserve">.</w:t>
+      </w:r>
+    </w:p>
+    <w:bookmarkStart w:id="60" w:name="exm-pearson-cosine-centered"/>
+    <w:p>
+      <w:pPr>
+        <w:pStyle w:val="BodyText"/>
+      </w:pPr>
+      <w:r>
+        <w:rPr>
+          <w:b/>
+          <w:bCs/>
+        </w:rPr>
+        <w:t xml:space="preserve">Example 16 (Centering changes the cosine similarity)</w:t>
+      </w:r>
+      <w:r>
+        <w:t xml:space="preserve"> </w:t>
+      </w:r>
+      <w:r>
+        <w:t xml:space="preserve">Take</w:t>
+      </w:r>
+      <w:r>
+        <w:t xml:space="preserve"> </w:t>
+      </w:r>
+      <m:oMath>
+        <m:acc>
+          <m:accPr>
+            <m:chr m:val="̃"/>
+          </m:accPr>
+          <m:e>
+            <m:r>
+              <m:t>x</m:t>
+            </m:r>
+          </m:e>
+        </m:acc>
+        <m:r>
+          <m:rPr>
+            <m:sty m:val="p"/>
+          </m:rPr>
+          <m:t>=</m:t>
+        </m:r>
+        <m:r>
+          <m:rPr>
+            <m:sty m:val="p"/>
+          </m:rPr>
+          <m:t>(</m:t>
+        </m:r>
+        <m:r>
+          <m:t>1</m:t>
+        </m:r>
+        <m:r>
+          <m:rPr>
+            <m:sty m:val="p"/>
+          </m:rPr>
+          <m:t>,</m:t>
+        </m:r>
+        <m:r>
+          <m:t>2</m:t>
+        </m:r>
+        <m:r>
+          <m:rPr>
+            <m:sty m:val="p"/>
+          </m:rPr>
+          <m:t>,</m:t>
+        </m:r>
+        <m:r>
+          <m:t>3</m:t>
+        </m:r>
+        <m:r>
+          <m:rPr>
+            <m:sty m:val="p"/>
+          </m:rPr>
+          <m:t>)</m:t>
+        </m:r>
+      </m:oMath>
+      <w:r>
+        <w:t xml:space="preserve"> </w:t>
+      </w:r>
+      <w:r>
+        <w:t xml:space="preserve">and</w:t>
+      </w:r>
+      <w:r>
+        <w:t xml:space="preserve"> </w:t>
+      </w:r>
+      <m:oMath>
+        <m:acc>
+          <m:accPr>
+            <m:chr m:val="̃"/>
+          </m:accPr>
+          <m:e>
+            <m:r>
+              <m:t>y</m:t>
+            </m:r>
+          </m:e>
+        </m:acc>
+        <m:r>
+          <m:rPr>
+            <m:sty m:val="p"/>
+          </m:rPr>
+          <m:t>=</m:t>
+        </m:r>
+        <m:r>
+          <m:rPr>
+            <m:sty m:val="p"/>
+          </m:rPr>
+          <m:t>(</m:t>
+        </m:r>
+        <m:r>
+          <m:t>1</m:t>
+        </m:r>
+        <m:r>
+          <m:rPr>
+            <m:sty m:val="p"/>
+          </m:rPr>
+          <m:t>,</m:t>
+        </m:r>
+        <m:r>
+          <m:t>3</m:t>
+        </m:r>
+        <m:r>
+          <m:rPr>
+            <m:sty m:val="p"/>
+          </m:rPr>
+          <m:t>,</m:t>
+        </m:r>
+        <m:r>
+          <m:t>2</m:t>
+        </m:r>
+        <m:r>
+          <m:rPr>
+            <m:sty m:val="p"/>
+          </m:rPr>
+          <m:t>)</m:t>
+        </m:r>
+      </m:oMath>
+      <w:r>
+        <w:t xml:space="preserve">.</w:t>
+      </w:r>
+      <w:r>
+        <w:t xml:space="preserve"> </w:t>
+      </w:r>
+      <w:r>
+        <w:t xml:space="preserve">Their means are</w:t>
+      </w:r>
+      <w:r>
+        <w:t xml:space="preserve"> </w:t>
+      </w:r>
+      <m:oMath>
+        <m:acc>
+          <m:accPr>
+            <m:chr m:val="‾"/>
+          </m:accPr>
+          <m:e>
+            <m:r>
+              <m:t>x</m:t>
+            </m:r>
+          </m:e>
+        </m:acc>
+        <m:r>
+          <m:rPr>
+            <m:sty m:val="p"/>
+          </m:rPr>
+          <m:t>=</m:t>
+        </m:r>
+        <m:acc>
+          <m:accPr>
+            <m:chr m:val="‾"/>
+          </m:accPr>
+          <m:e>
+            <m:r>
+              <m:t>y</m:t>
+            </m:r>
+          </m:e>
+        </m:acc>
+        <m:r>
+          <m:rPr>
+            <m:sty m:val="p"/>
+          </m:rPr>
+          <m:t>=</m:t>
+        </m:r>
+        <m:r>
+          <m:t>2</m:t>
+        </m:r>
+      </m:oMath>
+      <w:r>
+        <w:t xml:space="preserve">, so</w:t>
+      </w:r>
+      <w:r>
+        <w:t xml:space="preserve"> </w:t>
+      </w:r>
+      <m:oMath>
+        <m:acc>
+          <m:accPr>
+            <m:chr m:val="̃"/>
+          </m:accPr>
+          <m:e>
+            <m:acc>
+              <m:accPr>
+                <m:chr m:val="̃"/>
+              </m:accPr>
+              <m:e>
+                <m:r>
+                  <m:t>x</m:t>
+                </m:r>
+              </m:e>
+            </m:acc>
+          </m:e>
+        </m:acc>
+        <m:r>
+          <m:rPr>
+            <m:sty m:val="p"/>
+          </m:rPr>
+          <m:t>=</m:t>
+        </m:r>
+        <m:r>
+          <m:rPr>
+            <m:sty m:val="p"/>
+          </m:rPr>
+          <m:t>(</m:t>
+        </m:r>
+        <m:r>
+          <m:rPr>
+            <m:sty m:val="p"/>
+          </m:rPr>
+          <m:t>−</m:t>
+        </m:r>
+        <m:r>
+          <m:t>1</m:t>
+        </m:r>
+        <m:r>
+          <m:rPr>
+            <m:sty m:val="p"/>
+          </m:rPr>
+          <m:t>,</m:t>
+        </m:r>
+        <m:r>
+          <m:t>0</m:t>
+        </m:r>
+        <m:r>
+          <m:rPr>
+            <m:sty m:val="p"/>
+          </m:rPr>
+          <m:t>,</m:t>
+        </m:r>
+        <m:r>
+          <m:t>1</m:t>
+        </m:r>
+        <m:r>
+          <m:rPr>
+            <m:sty m:val="p"/>
+          </m:rPr>
+          <m:t>)</m:t>
+        </m:r>
+      </m:oMath>
+      <w:r>
+        <w:t xml:space="preserve"> </w:t>
+      </w:r>
+      <w:r>
+        <w:t xml:space="preserve">and</w:t>
+      </w:r>
+      <w:r>
+        <w:t xml:space="preserve"> </w:t>
+      </w:r>
+      <m:oMath>
+        <m:acc>
+          <m:accPr>
+            <m:chr m:val="̃"/>
+          </m:accPr>
+          <m:e>
+            <m:acc>
+              <m:accPr>
+                <m:chr m:val="̃"/>
+              </m:accPr>
+              <m:e>
+                <m:r>
+                  <m:t>y</m:t>
+                </m:r>
+              </m:e>
+            </m:acc>
+          </m:e>
+        </m:acc>
+        <m:r>
+          <m:rPr>
+            <m:sty m:val="p"/>
+          </m:rPr>
+          <m:t>=</m:t>
+        </m:r>
+        <m:r>
+          <m:rPr>
+            <m:sty m:val="p"/>
+          </m:rPr>
+          <m:t>(</m:t>
+        </m:r>
+        <m:r>
+          <m:rPr>
+            <m:sty m:val="p"/>
+          </m:rPr>
+          <m:t>−</m:t>
+        </m:r>
+        <m:r>
+          <m:t>1</m:t>
+        </m:r>
+        <m:r>
+          <m:rPr>
+            <m:sty m:val="p"/>
+          </m:rPr>
+          <m:t>,</m:t>
+        </m:r>
+        <m:r>
+          <m:t>1</m:t>
+        </m:r>
+        <m:r>
+          <m:rPr>
+            <m:sty m:val="p"/>
+          </m:rPr>
+          <m:t>,</m:t>
+        </m:r>
+        <m:r>
+          <m:t>0</m:t>
+        </m:r>
+        <m:r>
+          <m:rPr>
+            <m:sty m:val="p"/>
+          </m:rPr>
+          <m:t>)</m:t>
+        </m:r>
+      </m:oMath>
+      <w:r>
+        <w:t xml:space="preserve">.</w:t>
+      </w:r>
+      <w:r>
+        <w:t xml:space="preserve"> </w:t>
+      </w:r>
+      <w:r>
+        <w:t xml:space="preserve">Then</w:t>
+      </w:r>
+    </w:p>
+    <w:p>
+      <w:pPr>
+        <w:pStyle w:val="BodyText"/>
+      </w:pPr>
+      <m:oMathPara>
+        <m:oMathParaPr>
+          <m:jc m:val="center"/>
+        </m:oMathParaPr>
+        <m:oMath>
+          <m:eqArr>
+            <m:e>
+              <m:acc>
+                <m:accPr>
+                  <m:chr m:val="̃"/>
+                </m:accPr>
+                <m:e>
+                  <m:acc>
+                    <m:accPr>
+                      <m:chr m:val="̃"/>
+                    </m:accPr>
+                    <m:e>
+                      <m:r>
+                        <m:t>x</m:t>
+                      </m:r>
+                    </m:e>
+                  </m:acc>
+                </m:e>
+              </m:acc>
+              <m:r>
+                <m:rPr>
+                  <m:sty m:val="p"/>
+                </m:rPr>
+                <m:t>⋅</m:t>
+              </m:r>
+              <m:acc>
+                <m:accPr>
+                  <m:chr m:val="̃"/>
+                </m:accPr>
+                <m:e>
+                  <m:acc>
+                    <m:accPr>
+                      <m:chr m:val="̃"/>
+                    </m:accPr>
+                    <m:e>
+                      <m:r>
+                        <m:t>y</m:t>
+                      </m:r>
+                    </m:e>
+                  </m:acc>
+                </m:e>
+              </m:acc>
+              <m:r>
+                <m:t>&amp;</m:t>
+              </m:r>
+              <m:r>
+                <m:rPr>
+                  <m:sty m:val="p"/>
+                </m:rPr>
+                <m:t>=</m:t>
+              </m:r>
+              <m:r>
+                <m:t>1</m:t>
+              </m:r>
+              <m:r>
+                <m:rPr>
+                  <m:sty m:val="p"/>
+                </m:rPr>
+                <m:t>+</m:t>
+              </m:r>
+              <m:r>
+                <m:t>0</m:t>
+              </m:r>
+              <m:r>
+                <m:rPr>
+                  <m:sty m:val="p"/>
+                </m:rPr>
+                <m:t>+</m:t>
+              </m:r>
+              <m:r>
+                <m:t>0</m:t>
+              </m:r>
+              <m:r>
+                <m:rPr>
+                  <m:sty m:val="p"/>
+                </m:rPr>
+                <m:t>=</m:t>
+              </m:r>
+              <m:r>
+                <m:t>1</m:t>
+              </m:r>
+              <m:r>
+                <m:rPr>
+                  <m:sty m:val="p"/>
+                </m:rPr>
+                <m:t>,</m:t>
+              </m:r>
+            </m:e>
+            <m:e>
+              <m:r>
+                <m:t>​</m:t>
+              </m:r>
+              <m:d>
+                <m:dPr>
+                  <m:begChr m:val="∥"/>
+                  <m:sepChr m:val=""/>
+                  <m:endChr m:val="∥"/>
+                  <m:grow/>
+                </m:dPr>
+                <m:e>
+                  <m:acc>
+                    <m:accPr>
+                      <m:chr m:val="̃"/>
+                    </m:accPr>
+                    <m:e>
+                      <m:acc>
+                        <m:accPr>
+                          <m:chr m:val="̃"/>
+                        </m:accPr>
+                        <m:e>
+                          <m:r>
+                            <m:t>x</m:t>
+                          </m:r>
+                        </m:e>
+                      </m:acc>
+                    </m:e>
+                  </m:acc>
+                </m:e>
+              </m:d>
+              <m:r>
+                <m:t>​</m:t>
+              </m:r>
+              <m:r>
+                <m:t>&amp;</m:t>
+              </m:r>
+              <m:r>
+                <m:rPr>
+                  <m:sty m:val="p"/>
+                </m:rPr>
+                <m:t>=</m:t>
+              </m:r>
+              <m:r>
+                <m:t>​</m:t>
+              </m:r>
+              <m:d>
+                <m:dPr>
+                  <m:begChr m:val="∥"/>
+                  <m:sepChr m:val=""/>
+                  <m:endChr m:val="∥"/>
+                  <m:grow/>
+                </m:dPr>
+                <m:e>
+                  <m:acc>
+                    <m:accPr>
+                      <m:chr m:val="̃"/>
+                    </m:accPr>
+                    <m:e>
+                      <m:acc>
+                        <m:accPr>
+                          <m:chr m:val="̃"/>
+                        </m:accPr>
+                        <m:e>
+                          <m:r>
+                            <m:t>y</m:t>
+                          </m:r>
+                        </m:e>
+                      </m:acc>
+                    </m:e>
+                  </m:acc>
+                </m:e>
+              </m:d>
+              <m:r>
+                <m:t>​</m:t>
+              </m:r>
+              <m:r>
+                <m:rPr>
+                  <m:sty m:val="p"/>
+                </m:rPr>
+                <m:t>=</m:t>
+              </m:r>
+              <m:rad>
+                <m:radPr>
+                  <m:degHide m:val="on"/>
+                </m:radPr>
+                <m:deg/>
+                <m:e>
+                  <m:r>
+                    <m:t>2</m:t>
+                  </m:r>
+                </m:e>
+              </m:rad>
+              <m:r>
+                <m:rPr>
+                  <m:sty m:val="p"/>
+                </m:rPr>
+                <m:t>,</m:t>
+              </m:r>
+            </m:e>
+          </m:eqArr>
+        </m:oMath>
+      </m:oMathPara>
+    </w:p>
+    <w:p>
+      <w:pPr>
+        <w:pStyle w:val="FirstParagraph"/>
+      </w:pPr>
+      <w:r>
+        <w:t xml:space="preserve">so</w:t>
+      </w:r>
+      <w:r>
+        <w:t xml:space="preserve"> </w:t>
+      </w:r>
+      <m:oMath>
+        <m:r>
+          <m:t>r</m:t>
+        </m:r>
+        <m:r>
+          <m:rPr>
+            <m:sty m:val="p"/>
+          </m:rPr>
+          <m:t>=</m:t>
+        </m:r>
+        <m:r>
+          <m:rPr>
+            <m:sty m:val="p"/>
+          </m:rPr>
+          <m:t>cossim</m:t>
+        </m:r>
+        <m:r>
+          <m:rPr>
+            <m:sty m:val="p"/>
+          </m:rPr>
+          <m:t>(</m:t>
+        </m:r>
+        <m:acc>
+          <m:accPr>
+            <m:chr m:val="̃"/>
+          </m:accPr>
+          <m:e>
+            <m:acc>
+              <m:accPr>
+                <m:chr m:val="̃"/>
+              </m:accPr>
+              <m:e>
+                <m:r>
+                  <m:t>x</m:t>
+                </m:r>
+              </m:e>
+            </m:acc>
+          </m:e>
+        </m:acc>
+        <m:r>
+          <m:rPr>
+            <m:sty m:val="p"/>
+          </m:rPr>
+          <m:t>,</m:t>
+        </m:r>
+        <m:acc>
+          <m:accPr>
+            <m:chr m:val="̃"/>
+          </m:accPr>
+          <m:e>
+            <m:acc>
+              <m:accPr>
+                <m:chr m:val="̃"/>
+              </m:accPr>
+              <m:e>
+                <m:r>
+                  <m:t>y</m:t>
+                </m:r>
+              </m:e>
+            </m:acc>
+          </m:e>
+        </m:acc>
+        <m:r>
+          <m:rPr>
+            <m:sty m:val="p"/>
+          </m:rPr>
+          <m:t>)</m:t>
+        </m:r>
+        <m:r>
+          <m:rPr>
+            <m:sty m:val="p"/>
+          </m:rPr>
+          <m:t>=</m:t>
+        </m:r>
+        <m:r>
+          <m:t>1</m:t>
+        </m:r>
+        <m:r>
+          <m:rPr>
+            <m:sty m:val="p"/>
+          </m:rPr>
+          <m:t>/</m:t>
+        </m:r>
+        <m:r>
+          <m:t>2</m:t>
+        </m:r>
+      </m:oMath>
+      <w:r>
+        <w:t xml:space="preserve">.</w:t>
+      </w:r>
+    </w:p>
+    <w:p>
+      <w:pPr>
+        <w:pStyle w:val="BodyText"/>
+      </w:pPr>
+      <w:r>
+        <w:t xml:space="preserve">Without centering,</w:t>
+      </w:r>
+      <w:r>
+        <w:t xml:space="preserve"> </w:t>
+      </w:r>
+      <m:oMath>
+        <m:acc>
+          <m:accPr>
+            <m:chr m:val="̃"/>
+          </m:accPr>
+          <m:e>
+            <m:r>
+              <m:t>x</m:t>
+            </m:r>
+          </m:e>
+        </m:acc>
+        <m:r>
+          <m:rPr>
+            <m:sty m:val="p"/>
+          </m:rPr>
+          <m:t>⋅</m:t>
+        </m:r>
+        <m:acc>
+          <m:accPr>
+            <m:chr m:val="̃"/>
+          </m:accPr>
+          <m:e>
+            <m:r>
+              <m:t>y</m:t>
+            </m:r>
+          </m:e>
+        </m:acc>
+        <m:r>
+          <m:rPr>
+            <m:sty m:val="p"/>
+          </m:rPr>
+          <m:t>=</m:t>
+        </m:r>
+        <m:r>
+          <m:t>1</m:t>
+        </m:r>
+        <m:r>
+          <m:rPr>
+            <m:sty m:val="p"/>
+          </m:rPr>
+          <m:t>+</m:t>
+        </m:r>
+        <m:r>
+          <m:t>6</m:t>
+        </m:r>
+        <m:r>
+          <m:rPr>
+            <m:sty m:val="p"/>
+          </m:rPr>
+          <m:t>+</m:t>
+        </m:r>
+        <m:r>
+          <m:t>6</m:t>
+        </m:r>
+        <m:r>
+          <m:rPr>
+            <m:sty m:val="p"/>
+          </m:rPr>
+          <m:t>=</m:t>
+        </m:r>
+        <m:r>
+          <m:t>13</m:t>
+        </m:r>
+      </m:oMath>
+      <w:r>
+        <w:t xml:space="preserve"> </w:t>
+      </w:r>
+      <w:r>
+        <w:t xml:space="preserve">and</w:t>
+      </w:r>
+      <w:r>
+        <w:t xml:space="preserve"> </w:t>
+      </w:r>
+      <m:oMath>
+        <m:r>
+          <m:t>​</m:t>
+        </m:r>
+        <m:d>
+          <m:dPr>
+            <m:begChr m:val="∥"/>
+            <m:sepChr m:val=""/>
+            <m:endChr m:val="∥"/>
+            <m:grow/>
+          </m:dPr>
+          <m:e>
+            <m:acc>
+              <m:accPr>
+                <m:chr m:val="̃"/>
+              </m:accPr>
+              <m:e>
+                <m:r>
+                  <m:t>x</m:t>
+                </m:r>
+              </m:e>
+            </m:acc>
+          </m:e>
+        </m:d>
+        <m:r>
+          <m:t>​</m:t>
+        </m:r>
+        <m:r>
+          <m:rPr>
+            <m:sty m:val="p"/>
+          </m:rPr>
+          <m:t>=</m:t>
+        </m:r>
+        <m:r>
+          <m:t>​</m:t>
+        </m:r>
+        <m:d>
+          <m:dPr>
+            <m:begChr m:val="∥"/>
+            <m:sepChr m:val=""/>
+            <m:endChr m:val="∥"/>
+            <m:grow/>
+          </m:dPr>
+          <m:e>
+            <m:acc>
+              <m:accPr>
+                <m:chr m:val="̃"/>
+              </m:accPr>
+              <m:e>
+                <m:r>
+                  <m:t>y</m:t>
+                </m:r>
+              </m:e>
+            </m:acc>
+          </m:e>
+        </m:d>
+        <m:r>
+          <m:t>​</m:t>
+        </m:r>
+        <m:r>
+          <m:rPr>
+            <m:sty m:val="p"/>
+          </m:rPr>
+          <m:t>=</m:t>
+        </m:r>
+        <m:rad>
+          <m:radPr>
+            <m:degHide m:val="on"/>
+          </m:radPr>
+          <m:deg/>
+          <m:e>
+            <m:r>
+              <m:t>14</m:t>
+            </m:r>
+          </m:e>
+        </m:rad>
+      </m:oMath>
+      <w:r>
+        <w:t xml:space="preserve">,</w:t>
+      </w:r>
+      <w:r>
+        <w:t xml:space="preserve"> </w:t>
+      </w:r>
+      <w:r>
+        <w:t xml:space="preserve">so</w:t>
+      </w:r>
+      <w:r>
+        <w:t xml:space="preserve"> </w:t>
+      </w:r>
+      <m:oMath>
+        <m:r>
+          <m:rPr>
+            <m:sty m:val="p"/>
+          </m:rPr>
+          <m:t>cossim</m:t>
+        </m:r>
+        <m:r>
+          <m:rPr>
+            <m:sty m:val="p"/>
+          </m:rPr>
+          <m:t>(</m:t>
+        </m:r>
+        <m:acc>
+          <m:accPr>
+            <m:chr m:val="̃"/>
+          </m:accPr>
+          <m:e>
+            <m:r>
+              <m:t>x</m:t>
+            </m:r>
+          </m:e>
+        </m:acc>
+        <m:r>
+          <m:rPr>
+            <m:sty m:val="p"/>
+          </m:rPr>
+          <m:t>,</m:t>
+        </m:r>
+        <m:acc>
+          <m:accPr>
+            <m:chr m:val="̃"/>
+          </m:accPr>
+          <m:e>
+            <m:r>
+              <m:t>y</m:t>
+            </m:r>
+          </m:e>
+        </m:acc>
+        <m:r>
+          <m:rPr>
+            <m:sty m:val="p"/>
+          </m:rPr>
+          <m:t>)</m:t>
+        </m:r>
+        <m:r>
+          <m:rPr>
+            <m:sty m:val="p"/>
+          </m:rPr>
+          <m:t>=</m:t>
+        </m:r>
+        <m:r>
+          <m:t>13</m:t>
+        </m:r>
+        <m:r>
+          <m:rPr>
+            <m:sty m:val="p"/>
+          </m:rPr>
+          <m:t>/</m:t>
+        </m:r>
+        <m:r>
+          <m:t>14</m:t>
+        </m:r>
+      </m:oMath>
+      <w:r>
+        <w:t xml:space="preserve">.</w:t>
+      </w:r>
+      <w:r>
+        <w:t xml:space="preserve"> </w:t>
+      </w:r>
+      <w:r>
+        <w:t xml:space="preserve">The uncentered value is close to</w:t>
+      </w:r>
+      <w:r>
+        <w:t xml:space="preserve"> </w:t>
+      </w:r>
+      <m:oMath>
+        <m:r>
+          <m:t>1</m:t>
+        </m:r>
+      </m:oMath>
+      <w:r>
+        <w:t xml:space="preserve"> </w:t>
+      </w:r>
+      <w:r>
+        <w:t xml:space="preserve">mostly because both vectors have positive entries and the same mean, not because they move together.</w:t>
+      </w:r>
+    </w:p>
+    <w:bookmarkEnd w:id="60"/>
+    <w:bookmarkEnd w:id="61"/>
+    <w:bookmarkStart w:id="93" w:name="sec-gram-schmidt"/>
     <w:p>
       <w:pPr>
         <w:pStyle w:val="Heading2"/>
@@ -37130,12 +39342,12 @@
                 <wp:inline>
                   <wp:extent cx="152400" cy="152400"/>
                   <wp:effectExtent b="0" l="0" r="0" t="0"/>
-                  <wp:docPr descr="" title="" id="59" name="Picture"/>
+                  <wp:docPr descr="" title="" id="62" name="Picture"/>
                   <a:graphic>
                     <a:graphicData uri="http://schemas.openxmlformats.org/drawingml/2006/picture">
                       <pic:pic>
                         <pic:nvPicPr>
-                          <pic:cNvPr descr="/opt/quarto/share/formats/docx/note.png" id="60" name="Picture"/>
+                          <pic:cNvPr descr="/opt/quarto/share/formats/docx/note.png" id="63" name="Picture"/>
                           <pic:cNvPicPr>
                             <a:picLocks noChangeArrowheads="1" noChangeAspect="1"/>
                           </pic:cNvPicPr>
@@ -37266,7 +39478,7 @@
         </w:tc>
       </w:tr>
     </w:tbl>
-    <w:bookmarkStart w:id="61" w:name="thm-dot-linear-sum"/>
+    <w:bookmarkStart w:id="64" w:name="thm-dot-linear-sum"/>
     <w:p>
       <w:pPr>
         <w:pStyle w:val="BodyText"/>
@@ -37276,7 +39488,7 @@
           <w:b/>
           <w:bCs/>
         </w:rPr>
-        <w:t xml:space="preserve">Theorem 6 (The dot product of a vector with a linear combination)</w:t>
+        <w:t xml:space="preserve">Theorem 7 (The dot product of a vector with a linear combination)</w:t>
       </w:r>
       <w:r>
         <w:t xml:space="preserve"> </w:t>
@@ -37667,7 +39879,7 @@
         </m:oMath>
       </m:oMathPara>
     </w:p>
-    <w:bookmarkEnd w:id="61"/>
+    <w:bookmarkEnd w:id="64"/>
     <w:p>
       <w:pPr>
         <w:pStyle w:val="FirstParagraph"/>
@@ -38665,7 +40877,7 @@
         </m:oMath>
       </m:oMathPara>
     </w:p>
-    <w:bookmarkStart w:id="62" w:name="exm-dot-linear-sum"/>
+    <w:bookmarkStart w:id="65" w:name="exm-dot-linear-sum"/>
     <w:p>
       <w:pPr>
         <w:pStyle w:val="FirstParagraph"/>
@@ -38675,7 +40887,7 @@
           <w:b/>
           <w:bCs/>
         </w:rPr>
-        <w:t xml:space="preserve">Example 16 (Dotting with a combination of three vectors)</w:t>
+        <w:t xml:space="preserve">Example 17 (Dotting with a combination of three vectors)</w:t>
       </w:r>
       <w:r>
         <w:t xml:space="preserve"> </w:t>
@@ -39062,7 +41274,7 @@
           <w:rPr>
             <w:rStyle w:val="Hyperlink"/>
           </w:rPr>
-          <w:t xml:space="preserve">Theorem 6</w:t>
+          <w:t xml:space="preserve">Theorem 7</w:t>
         </w:r>
       </w:hyperlink>
       <w:r>
@@ -39134,8 +41346,8 @@
         <w:t xml:space="preserve">, the same number.</w:t>
       </w:r>
     </w:p>
-    <w:bookmarkEnd w:id="62"/>
-    <w:bookmarkStart w:id="64" w:name="thm-orthonormal-independent"/>
+    <w:bookmarkEnd w:id="65"/>
+    <w:bookmarkStart w:id="67" w:name="thm-orthonormal-independent"/>
     <w:p>
       <w:pPr>
         <w:pStyle w:val="BodyText"/>
@@ -39145,7 +41357,7 @@
           <w:b/>
           <w:bCs/>
         </w:rPr>
-        <w:t xml:space="preserve">Theorem 7 (Orthonormal vectors are linearly independent)</w:t>
+        <w:t xml:space="preserve">Theorem 8 (Orthonormal vectors are linearly independent)</w:t>
       </w:r>
       <w:r>
         <w:t xml:space="preserve"> </w:t>
@@ -39220,7 +41432,7 @@
       <w:r>
         <w:t xml:space="preserve">are orthonormal (</w:t>
       </w:r>
-      <w:hyperlink r:id="rId63">
+      <w:hyperlink r:id="rId66">
         <w:r>
           <w:rPr>
             <w:rStyle w:val="Hyperlink"/>
@@ -39249,7 +41461,7 @@
         <w:t xml:space="preserve">).</w:t>
       </w:r>
     </w:p>
-    <w:bookmarkEnd w:id="64"/>
+    <w:bookmarkEnd w:id="67"/>
     <w:p>
       <w:pPr>
         <w:pStyle w:val="BodyText"/>
@@ -39732,7 +41944,7 @@
                   <m:nor/>
                   <m:sty m:val="p"/>
                 </m:rPr>
-                <m:t>Theorem 6</m:t>
+                <m:t>Theorem 7</m:t>
               </m:r>
               <m:r>
                 <m:rPr>
@@ -39915,7 +42127,7 @@
         <w:t xml:space="preserve">.</w:t>
       </w:r>
     </w:p>
-    <w:bookmarkStart w:id="65" w:name="exm-orthonormal-independent"/>
+    <w:bookmarkStart w:id="68" w:name="exm-orthonormal-independent"/>
     <w:p>
       <w:pPr>
         <w:pStyle w:val="BodyText"/>
@@ -39925,7 +42137,7 @@
           <w:b/>
           <w:bCs/>
         </w:rPr>
-        <w:t xml:space="preserve">Example 17 (Three orthonormal vectors in</w:t>
+        <w:t xml:space="preserve">Example 18 (Three orthonormal vectors in</w:t>
       </w:r>
       <w:r>
         <w:rPr>
@@ -40740,7 +42952,7 @@
           <w:rPr>
             <w:rStyle w:val="Hyperlink"/>
           </w:rPr>
-          <w:t xml:space="preserve">Theorem 7</w:t>
+          <w:t xml:space="preserve">Theorem 8</w:t>
         </w:r>
       </w:hyperlink>
       <w:r>
@@ -41292,8 +43504,8 @@
         <w:t xml:space="preserve">.</w:t>
       </w:r>
     </w:p>
-    <w:bookmarkEnd w:id="65"/>
-    <w:bookmarkStart w:id="67" w:name="def-orthonormal-basis"/>
+    <w:bookmarkEnd w:id="68"/>
+    <w:bookmarkStart w:id="70" w:name="def-orthonormal-basis"/>
     <w:p>
       <w:pPr>
         <w:pStyle w:val="BodyText"/>
@@ -41390,7 +43602,7 @@
       <w:r>
         <w:t xml:space="preserve">(</w:t>
       </w:r>
-      <w:hyperlink r:id="rId66">
+      <w:hyperlink r:id="rId69">
         <w:r>
           <w:rPr>
             <w:rStyle w:val="Hyperlink"/>
@@ -41407,7 +43619,7 @@
       <w:r>
         <w:t xml:space="preserve">whose vectors are orthonormal (</w:t>
       </w:r>
-      <w:hyperlink r:id="rId63">
+      <w:hyperlink r:id="rId66">
         <w:r>
           <w:rPr>
             <w:rStyle w:val="Hyperlink"/>
@@ -41419,8 +43631,8 @@
         <w:t xml:space="preserve">).</w:t>
       </w:r>
     </w:p>
-    <w:bookmarkEnd w:id="67"/>
-    <w:bookmarkStart w:id="71" w:name="exm-orthonormal-basis"/>
+    <w:bookmarkEnd w:id="70"/>
+    <w:bookmarkStart w:id="74" w:name="exm-orthonormal-basis"/>
     <w:p>
       <w:pPr>
         <w:pStyle w:val="BodyText"/>
@@ -41430,7 +43642,7 @@
           <w:b/>
           <w:bCs/>
         </w:rPr>
-        <w:t xml:space="preserve">Example 18 (Orthonormal bases of</w:t>
+        <w:t xml:space="preserve">Example 19 (Orthonormal bases of</w:t>
       </w:r>
       <w:r>
         <w:rPr>
@@ -41601,7 +43813,7 @@
       <w:r>
         <w:t xml:space="preserve">(</w:t>
       </w:r>
-      <w:hyperlink r:id="rId68">
+      <w:hyperlink r:id="rId71">
         <w:r>
           <w:rPr>
             <w:rStyle w:val="Hyperlink"/>
@@ -41712,7 +43924,7 @@
           <w:rPr>
             <w:rStyle w:val="Hyperlink"/>
           </w:rPr>
-          <w:t xml:space="preserve">Example 17</w:t>
+          <w:t xml:space="preserve">Example 18</w:t>
         </w:r>
       </w:hyperlink>
       <w:r>
@@ -41727,7 +43939,7 @@
       <w:r>
         <w:t xml:space="preserve">so they are a basis of their span (</w:t>
       </w:r>
-      <w:hyperlink r:id="rId66">
+      <w:hyperlink r:id="rId69">
         <w:r>
           <w:rPr>
             <w:rStyle w:val="Hyperlink"/>
@@ -41758,7 +43970,7 @@
       <w:r>
         <w:t xml:space="preserve">(</w:t>
       </w:r>
-      <w:hyperlink r:id="rId69">
+      <w:hyperlink r:id="rId72">
         <w:r>
           <w:rPr>
             <w:rStyle w:val="Hyperlink"/>
@@ -41802,7 +44014,7 @@
       <w:r>
         <w:t xml:space="preserve">(</w:t>
       </w:r>
-      <w:hyperlink r:id="rId70">
+      <w:hyperlink r:id="rId73">
         <w:r>
           <w:rPr>
             <w:rStyle w:val="Hyperlink"/>
@@ -41816,7 +44028,7 @@
       <w:r>
         <w:t xml:space="preserve"> </w:t>
       </w:r>
-      <w:hyperlink r:id="rId68">
+      <w:hyperlink r:id="rId71">
         <w:r>
           <w:rPr>
             <w:rStyle w:val="Hyperlink"/>
@@ -41861,8 +44073,8 @@
         <w:t xml:space="preserve">too.</w:t>
       </w:r>
     </w:p>
-    <w:bookmarkEnd w:id="71"/>
-    <w:bookmarkStart w:id="74" w:name="exm-not-orthonormal-basis"/>
+    <w:bookmarkEnd w:id="74"/>
+    <w:bookmarkStart w:id="77" w:name="exm-not-orthonormal-basis"/>
     <w:p>
       <w:pPr>
         <w:pStyle w:val="FirstParagraph"/>
@@ -41872,7 +44084,7 @@
           <w:b/>
           <w:bCs/>
         </w:rPr>
-        <w:t xml:space="preserve">Example 19 (Bases that are not orthonormal, and orthonormal lists that are not bases)</w:t>
+        <w:t xml:space="preserve">Example 20 (Bases that are not orthonormal, and orthonormal lists that are not bases)</w:t>
       </w:r>
       <w:r>
         <w:t xml:space="preserve"> </w:t>
@@ -41978,7 +44190,7 @@
       <w:r>
         <w:t xml:space="preserve">(</w:t>
       </w:r>
-      <w:hyperlink r:id="rId72">
+      <w:hyperlink r:id="rId75">
         <w:r>
           <w:rPr>
             <w:rStyle w:val="Hyperlink"/>
@@ -42208,7 +44420,7 @@
       <w:r>
         <w:t xml:space="preserve">(</w:t>
       </w:r>
-      <w:hyperlink r:id="rId73">
+      <w:hyperlink r:id="rId76">
         <w:r>
           <w:rPr>
             <w:rStyle w:val="Hyperlink"/>
@@ -42267,8 +44479,8 @@
         <w:t xml:space="preserve">.</w:t>
       </w:r>
     </w:p>
-    <w:bookmarkEnd w:id="74"/>
-    <w:bookmarkStart w:id="75" w:name="thm-orthonormal-expansion"/>
+    <w:bookmarkEnd w:id="77"/>
+    <w:bookmarkStart w:id="78" w:name="thm-orthonormal-expansion"/>
     <w:p>
       <w:pPr>
         <w:pStyle w:val="FirstParagraph"/>
@@ -42278,7 +44490,7 @@
           <w:b/>
           <w:bCs/>
         </w:rPr>
-        <w:t xml:space="preserve">Theorem 8 (Coordinates in an orthonormal basis are dot products)</w:t>
+        <w:t xml:space="preserve">Theorem 9 (Coordinates in an orthonormal basis are dot products)</w:t>
       </w:r>
       <w:r>
         <w:t xml:space="preserve"> </w:t>
@@ -42549,7 +44761,7 @@
         </m:oMath>
       </m:oMathPara>
     </w:p>
-    <w:bookmarkEnd w:id="75"/>
+    <w:bookmarkEnd w:id="78"/>
     <w:p>
       <w:pPr>
         <w:pStyle w:val="FirstParagraph"/>
@@ -43011,7 +45223,7 @@
                   <m:nor/>
                   <m:sty m:val="p"/>
                 </m:rPr>
-                <m:t>Theorem 6</m:t>
+                <m:t>Theorem 7</m:t>
               </m:r>
               <m:r>
                 <m:rPr>
@@ -43155,7 +45367,7 @@
         <w:t xml:space="preserve">.</w:t>
       </w:r>
     </w:p>
-    <w:bookmarkStart w:id="76" w:name="exm-orthonormal-expansion"/>
+    <w:bookmarkStart w:id="79" w:name="exm-orthonormal-expansion"/>
     <w:p>
       <w:pPr>
         <w:pStyle w:val="BodyText"/>
@@ -43165,7 +45377,7 @@
           <w:b/>
           <w:bCs/>
         </w:rPr>
-        <w:t xml:space="preserve">Example 20 (Expanding a vector in an orthonormal basis)</w:t>
+        <w:t xml:space="preserve">Example 21 (Expanding a vector in an orthonormal basis)</w:t>
       </w:r>
       <w:r>
         <w:t xml:space="preserve"> </w:t>
@@ -43288,7 +45500,7 @@
           <w:rPr>
             <w:rStyle w:val="Hyperlink"/>
           </w:rPr>
-          <w:t xml:space="preserve">Example 18</w:t>
+          <w:t xml:space="preserve">Example 19</w:t>
         </w:r>
       </w:hyperlink>
       <w:r>
@@ -44385,7 +46597,7 @@
           <w:rPr>
             <w:rStyle w:val="Hyperlink"/>
           </w:rPr>
-          <w:t xml:space="preserve">Theorem 8</w:t>
+          <w:t xml:space="preserve">Theorem 9</w:t>
         </w:r>
       </w:hyperlink>
       <w:r>
@@ -44395,8 +46607,8 @@
         <w:t xml:space="preserve">says.</w:t>
       </w:r>
     </w:p>
-    <w:bookmarkEnd w:id="76"/>
-    <w:bookmarkStart w:id="77" w:name="def-gram-schmidt"/>
+    <w:bookmarkEnd w:id="79"/>
+    <w:bookmarkStart w:id="80" w:name="def-gram-schmidt"/>
     <w:p>
       <w:pPr>
         <w:pStyle w:val="BodyText"/>
@@ -45171,8 +47383,8 @@
         <w:t xml:space="preserve">of them if it never stops.</w:t>
       </w:r>
     </w:p>
-    <w:bookmarkEnd w:id="77"/>
-    <w:bookmarkStart w:id="78" w:name="exm-gram-schmidt"/>
+    <w:bookmarkEnd w:id="80"/>
+    <w:bookmarkStart w:id="81" w:name="exm-gram-schmidt"/>
     <w:p>
       <w:pPr>
         <w:pStyle w:val="BodyText"/>
@@ -45182,7 +47394,7 @@
           <w:b/>
           <w:bCs/>
         </w:rPr>
-        <w:t xml:space="preserve">Example 21 (Two steps of Gram-Schmidt in</w:t>
+        <w:t xml:space="preserve">Example 22 (Two steps of Gram-Schmidt in</w:t>
       </w:r>
       <w:r>
         <w:rPr>
@@ -46651,8 +48863,8 @@
         </m:oMath>
       </m:oMathPara>
     </w:p>
-    <w:bookmarkEnd w:id="78"/>
-    <w:bookmarkStart w:id="79" w:name="exm-gram-schmidt-stops"/>
+    <w:bookmarkEnd w:id="81"/>
+    <w:bookmarkStart w:id="82" w:name="exm-gram-schmidt-stops"/>
     <w:p>
       <w:pPr>
         <w:pStyle w:val="FirstParagraph"/>
@@ -46662,7 +48874,7 @@
           <w:b/>
           <w:bCs/>
         </w:rPr>
-        <w:t xml:space="preserve">Example 22 (Gram-Schmidt stops on dependent vectors)</w:t>
+        <w:t xml:space="preserve">Example 23 (Gram-Schmidt stops on dependent vectors)</w:t>
       </w:r>
       <w:r>
         <w:t xml:space="preserve"> </w:t>
@@ -47373,8 +49585,8 @@
         <w:t xml:space="preserve">.</w:t>
       </w:r>
     </w:p>
-    <w:bookmarkEnd w:id="79"/>
-    <w:bookmarkStart w:id="80" w:name="thm-gram-schmidt"/>
+    <w:bookmarkEnd w:id="82"/>
+    <w:bookmarkStart w:id="83" w:name="thm-gram-schmidt"/>
     <w:p>
       <w:pPr>
         <w:pStyle w:val="BodyText"/>
@@ -47384,7 +49596,7 @@
           <w:b/>
           <w:bCs/>
         </w:rPr>
-        <w:t xml:space="preserve">Theorem 9 (What Gram-Schmidt produces)</w:t>
+        <w:t xml:space="preserve">Theorem 10 (What Gram-Schmidt produces)</w:t>
       </w:r>
       <w:r>
         <w:t xml:space="preserve"> </w:t>
@@ -48295,7 +50507,7 @@
         <w:t xml:space="preserve">).</w:t>
       </w:r>
     </w:p>
-    <w:bookmarkEnd w:id="80"/>
+    <w:bookmarkEnd w:id="83"/>
     <w:p>
       <w:pPr>
         <w:pStyle w:val="FirstParagraph"/>
@@ -48324,7 +50536,7 @@
         </w:rPr>
         <w:t xml:space="preserve"> </w:t>
       </w:r>
-      <w:hyperlink r:id="rId81">
+      <w:hyperlink r:id="rId84">
         <w:r>
           <w:rPr>
             <w:rStyle w:val="Hyperlink"/>
@@ -48445,7 +50657,7 @@
       <w:r>
         <w:t xml:space="preserve">(</w:t>
       </w:r>
-      <w:hyperlink r:id="rId82">
+      <w:hyperlink r:id="rId85">
         <w:r>
           <w:rPr>
             <w:rStyle w:val="Hyperlink"/>
@@ -48824,7 +51036,7 @@
           <w:rPr>
             <w:rStyle w:val="Hyperlink"/>
           </w:rPr>
-          <w:t xml:space="preserve">Theorem 7</w:t>
+          <w:t xml:space="preserve">Theorem 8</w:t>
         </w:r>
       </w:hyperlink>
       <w:r>
@@ -49525,7 +51737,7 @@
                   <m:nor/>
                   <m:sty m:val="p"/>
                 </m:rPr>
-                <m:t>Theorem 6</m:t>
+                <m:t>Theorem 7</m:t>
               </m:r>
               <m:r>
                 <m:rPr>
@@ -50444,7 +52656,7 @@
           <w:rPr>
             <w:rStyle w:val="Hyperlink"/>
           </w:rPr>
-          <w:t xml:space="preserve">Theorem 8</w:t>
+          <w:t xml:space="preserve">Theorem 9</w:t>
         </w:r>
       </w:hyperlink>
       <w:r>
@@ -52498,7 +54710,7 @@
       <w:r>
         <w:t xml:space="preserve">A span is a subspace (</w:t>
       </w:r>
-      <w:hyperlink r:id="rId83">
+      <w:hyperlink r:id="rId86">
         <w:r>
           <w:rPr>
             <w:rStyle w:val="Hyperlink"/>
@@ -52739,7 +54951,7 @@
       <w:r>
         <w:t xml:space="preserve"> </w:t>
       </w:r>
-      <w:hyperlink r:id="rId84">
+      <w:hyperlink r:id="rId87">
         <w:r>
           <w:rPr>
             <w:rStyle w:val="Hyperlink"/>
@@ -53155,7 +55367,7 @@
           <w:rPr>
             <w:rStyle w:val="Hyperlink"/>
           </w:rPr>
-          <w:t xml:space="preserve">Theorem 7</w:t>
+          <w:t xml:space="preserve">Theorem 8</w:t>
         </w:r>
       </w:hyperlink>
       <w:r>
@@ -53263,7 +55475,7 @@
         <w:t xml:space="preserve">so they are an orthonormal basis of it.</w:t>
       </w:r>
     </w:p>
-    <w:bookmarkStart w:id="85" w:name="exm-thm-gram-schmidt"/>
+    <w:bookmarkStart w:id="88" w:name="exm-thm-gram-schmidt"/>
     <w:p>
       <w:pPr>
         <w:pStyle w:val="BodyText"/>
@@ -53273,7 +55485,7 @@
           <w:b/>
           <w:bCs/>
         </w:rPr>
-        <w:t xml:space="preserve">Example 23 (Finishing an orthonormal basis of</w:t>
+        <w:t xml:space="preserve">Example 24 (Finishing an orthonormal basis of</w:t>
       </w:r>
       <w:r>
         <w:rPr>
@@ -53321,7 +55533,7 @@
           <w:rPr>
             <w:rStyle w:val="Hyperlink"/>
           </w:rPr>
-          <w:t xml:space="preserve">Example 21</w:t>
+          <w:t xml:space="preserve">Example 22</w:t>
         </w:r>
       </w:hyperlink>
       <w:r>
@@ -54615,7 +56827,7 @@
           <w:rPr>
             <w:rStyle w:val="Hyperlink"/>
           </w:rPr>
-          <w:t xml:space="preserve">Theorem 9</w:t>
+          <w:t xml:space="preserve">Theorem 10</w:t>
         </w:r>
       </w:hyperlink>
       <w:r>
@@ -54804,7 +57016,7 @@
       <w:r>
         <w:t xml:space="preserve">(</w:t>
       </w:r>
-      <w:hyperlink r:id="rId69">
+      <w:hyperlink r:id="rId72">
         <w:r>
           <w:rPr>
             <w:rStyle w:val="Hyperlink"/>
@@ -54848,7 +57060,7 @@
       <w:r>
         <w:t xml:space="preserve">(</w:t>
       </w:r>
-      <w:hyperlink r:id="rId70">
+      <w:hyperlink r:id="rId73">
         <w:r>
           <w:rPr>
             <w:rStyle w:val="Hyperlink"/>
@@ -54862,7 +57074,7 @@
       <w:r>
         <w:t xml:space="preserve"> </w:t>
       </w:r>
-      <w:hyperlink r:id="rId68">
+      <w:hyperlink r:id="rId71">
         <w:r>
           <w:rPr>
             <w:rStyle w:val="Hyperlink"/>
@@ -55190,8 +57402,8 @@
         </m:oMath>
       </m:oMathPara>
     </w:p>
-    <w:bookmarkEnd w:id="85"/>
-    <w:bookmarkStart w:id="86" w:name="cor-orthonormal-basis-exists"/>
+    <w:bookmarkEnd w:id="88"/>
+    <w:bookmarkStart w:id="89" w:name="cor-orthonormal-basis-exists"/>
     <w:p>
       <w:pPr>
         <w:pStyle w:val="FirstParagraph"/>
@@ -55329,7 +57541,7 @@
         <w:t xml:space="preserve">has an orthonormal basis.</w:t>
       </w:r>
     </w:p>
-    <w:bookmarkEnd w:id="86"/>
+    <w:bookmarkEnd w:id="89"/>
     <w:p>
       <w:pPr>
         <w:pStyle w:val="BodyText"/>
@@ -55438,7 +57650,7 @@
           <w:rPr>
             <w:rStyle w:val="Hyperlink"/>
           </w:rPr>
-          <w:t xml:space="preserve">Theorem 7</w:t>
+          <w:t xml:space="preserve">Theorem 8</w:t>
         </w:r>
       </w:hyperlink>
       <w:r>
@@ -55606,7 +57818,7 @@
       <w:r>
         <w:t xml:space="preserve">(</w:t>
       </w:r>
-      <w:hyperlink r:id="rId87">
+      <w:hyperlink r:id="rId90">
         <w:r>
           <w:rPr>
             <w:rStyle w:val="Hyperlink"/>
@@ -55658,7 +57870,7 @@
           <w:rPr>
             <w:rStyle w:val="Hyperlink"/>
           </w:rPr>
-          <w:t xml:space="preserve">Theorem 9</w:t>
+          <w:t xml:space="preserve">Theorem 10</w:t>
         </w:r>
       </w:hyperlink>
       <w:r>
@@ -55762,7 +57974,7 @@
       <w:r>
         <w:t xml:space="preserve"> </w:t>
       </w:r>
-      <w:hyperlink r:id="rId81">
+      <w:hyperlink r:id="rId84">
         <w:r>
           <w:rPr>
             <w:rStyle w:val="Hyperlink"/>
@@ -56491,7 +58703,7 @@
         <w:t xml:space="preserve">So the orthonormal basis contains the starting list.</w:t>
       </w:r>
     </w:p>
-    <w:bookmarkStart w:id="89" w:name="exm-orthonormal-basis-exists"/>
+    <w:bookmarkStart w:id="92" w:name="exm-orthonormal-basis-exists"/>
     <w:p>
       <w:pPr>
         <w:pStyle w:val="BodyText"/>
@@ -56501,7 +58713,7 @@
           <w:b/>
           <w:bCs/>
         </w:rPr>
-        <w:t xml:space="preserve">Example 24 (Extending one unit vector to an orthonormal basis of</w:t>
+        <w:t xml:space="preserve">Example 25 (Extending one unit vector to an orthonormal basis of</w:t>
       </w:r>
       <w:r>
         <w:rPr>
@@ -56669,7 +58881,7 @@
       <w:r>
         <w:t xml:space="preserve"> </w:t>
       </w:r>
-      <w:hyperlink r:id="rId88">
+      <w:hyperlink r:id="rId91">
         <w:r>
           <w:rPr>
             <w:rStyle w:val="Hyperlink"/>
@@ -57200,7 +59412,7 @@
       <w:r>
         <w:t xml:space="preserve">are linearly independent (</w:t>
       </w:r>
-      <w:hyperlink r:id="rId84">
+      <w:hyperlink r:id="rId87">
         <w:r>
           <w:rPr>
             <w:rStyle w:val="Hyperlink"/>
@@ -57264,7 +59476,7 @@
       <w:r>
         <w:t xml:space="preserve">(</w:t>
       </w:r>
-      <w:hyperlink r:id="rId69">
+      <w:hyperlink r:id="rId72">
         <w:r>
           <w:rPr>
             <w:rStyle w:val="Hyperlink"/>
@@ -57308,7 +59520,7 @@
       <w:r>
         <w:t xml:space="preserve">(</w:t>
       </w:r>
-      <w:hyperlink r:id="rId70">
+      <w:hyperlink r:id="rId73">
         <w:r>
           <w:rPr>
             <w:rStyle w:val="Hyperlink"/>
@@ -57322,7 +59534,7 @@
       <w:r>
         <w:t xml:space="preserve"> </w:t>
       </w:r>
-      <w:hyperlink r:id="rId68">
+      <w:hyperlink r:id="rId71">
         <w:r>
           <w:rPr>
             <w:rStyle w:val="Hyperlink"/>
@@ -58238,16 +60450,16 @@
           <w:rPr>
             <w:rStyle w:val="Hyperlink"/>
           </w:rPr>
-          <w:t xml:space="preserve">Example 18</w:t>
+          <w:t xml:space="preserve">Example 19</w:t>
         </w:r>
       </w:hyperlink>
       <w:r>
         <w:t xml:space="preserve">, in a different order.</w:t>
       </w:r>
     </w:p>
-    <w:bookmarkEnd w:id="89"/>
-    <w:bookmarkEnd w:id="90"/>
-    <w:bookmarkStart w:id="106" w:name="outer-product"/>
+    <w:bookmarkEnd w:id="92"/>
+    <w:bookmarkEnd w:id="93"/>
+    <w:bookmarkStart w:id="109" w:name="outer-product"/>
     <w:p>
       <w:pPr>
         <w:pStyle w:val="Heading2"/>
@@ -58256,7 +60468,7 @@
         <w:t xml:space="preserve">4 Outer product</w:t>
       </w:r>
     </w:p>
-    <w:bookmarkStart w:id="92" w:name="def-outer-product"/>
+    <w:bookmarkStart w:id="95" w:name="def-outer-product"/>
     <w:p>
       <w:pPr>
         <w:pStyle w:val="FirstParagraph"/>
@@ -58383,7 +60595,7 @@
       <w:r>
         <w:t xml:space="preserve">matrix product (</w:t>
       </w:r>
-      <w:hyperlink r:id="rId91">
+      <w:hyperlink r:id="rId94">
         <w:r>
           <w:rPr>
             <w:rStyle w:val="Hyperlink"/>
@@ -58673,8 +60885,8 @@
         </m:oMath>
       </m:oMathPara>
     </w:p>
-    <w:bookmarkEnd w:id="92"/>
-    <w:bookmarkStart w:id="93" w:name="exm-outer-product"/>
+    <w:bookmarkEnd w:id="95"/>
+    <w:bookmarkStart w:id="96" w:name="exm-outer-product"/>
     <w:p>
       <w:pPr>
         <w:pStyle w:val="FirstParagraph"/>
@@ -58684,7 +60896,7 @@
           <w:b/>
           <w:bCs/>
         </w:rPr>
-        <w:t xml:space="preserve">Example 25 (An outer product)</w:t>
+        <w:t xml:space="preserve">Example 26 (An outer product)</w:t>
       </w:r>
       <w:r>
         <w:t xml:space="preserve"> </w:t>
@@ -59257,8 +61469,8 @@
         </m:oMath>
       </m:oMathPara>
     </w:p>
-    <w:bookmarkEnd w:id="93"/>
-    <w:bookmarkStart w:id="95" w:name="rem-outer-vs-dot-product"/>
+    <w:bookmarkEnd w:id="96"/>
+    <w:bookmarkStart w:id="98" w:name="rem-outer-vs-dot-product"/>
     <w:p>
       <w:pPr>
         <w:pStyle w:val="FirstParagraph"/>
@@ -59319,7 +61531,7 @@
       <w:r>
         <w:t xml:space="preserve">(</w:t>
       </w:r>
-      <w:hyperlink r:id="rId94">
+      <w:hyperlink r:id="rId97">
         <w:r>
           <w:rPr>
             <w:rStyle w:val="Hyperlink"/>
@@ -59524,7 +61736,7 @@
           <w:rPr>
             <w:rStyle w:val="Hyperlink"/>
           </w:rPr>
-          <w:t xml:space="preserve">Example 25</w:t>
+          <w:t xml:space="preserve">Example 26</w:t>
         </w:r>
       </w:hyperlink>
       <w:r>
@@ -59982,8 +62194,8 @@
         </m:oMath>
       </m:oMathPara>
     </w:p>
-    <w:bookmarkEnd w:id="95"/>
-    <w:bookmarkStart w:id="97" w:name="thm-outer-product-rank"/>
+    <w:bookmarkEnd w:id="98"/>
+    <w:bookmarkStart w:id="100" w:name="thm-outer-product-rank"/>
     <w:p>
       <w:pPr>
         <w:pStyle w:val="FirstParagraph"/>
@@ -59993,7 +62205,7 @@
           <w:b/>
           <w:bCs/>
         </w:rPr>
-        <w:t xml:space="preserve">Theorem 10 (An outer product has rank one)</w:t>
+        <w:t xml:space="preserve">Theorem 11 (An outer product has rank one)</w:t>
       </w:r>
       <w:r>
         <w:t xml:space="preserve"> </w:t>
@@ -60147,7 +62359,7 @@
       <w:r>
         <w:t xml:space="preserve">(</w:t>
       </w:r>
-      <w:hyperlink r:id="rId96">
+      <w:hyperlink r:id="rId99">
         <w:r>
           <w:rPr>
             <w:rStyle w:val="Hyperlink"/>
@@ -60159,7 +62371,7 @@
         <w:t xml:space="preserve">).</w:t>
       </w:r>
     </w:p>
-    <w:bookmarkEnd w:id="97"/>
+    <w:bookmarkEnd w:id="100"/>
     <w:p>
       <w:pPr>
         <w:pStyle w:val="BodyText"/>
@@ -61432,7 +63644,7 @@
         <w:t xml:space="preserve">The largest linearly independent set of columns therefore has one column.</w:t>
       </w:r>
     </w:p>
-    <w:bookmarkStart w:id="98" w:name="exm-outer-product-rank"/>
+    <w:bookmarkStart w:id="101" w:name="exm-outer-product-rank"/>
     <w:p>
       <w:pPr>
         <w:pStyle w:val="BodyText"/>
@@ -61442,7 +63654,7 @@
           <w:b/>
           <w:bCs/>
         </w:rPr>
-        <w:t xml:space="preserve">Example 26 (The rank of an outer product)</w:t>
+        <w:t xml:space="preserve">Example 27 (The rank of an outer product)</w:t>
       </w:r>
       <w:r>
         <w:t xml:space="preserve"> </w:t>
@@ -61458,7 +63670,7 @@
           <w:rPr>
             <w:rStyle w:val="Hyperlink"/>
           </w:rPr>
-          <w:t xml:space="preserve">Example 25</w:t>
+          <w:t xml:space="preserve">Example 26</w:t>
         </w:r>
       </w:hyperlink>
       <w:r>
@@ -61781,9 +63993,9 @@
         <w:t xml:space="preserve">.</w:t>
       </w:r>
     </w:p>
-    <w:bookmarkEnd w:id="98"/>
-    <w:bookmarkStart w:id="105" w:name="refs"/>
-    <w:bookmarkStart w:id="100" w:name="ref-axler2024linear"/>
+    <w:bookmarkEnd w:id="101"/>
+    <w:bookmarkStart w:id="108" w:name="refs"/>
+    <w:bookmarkStart w:id="103" w:name="ref-axler2024linear"/>
     <w:p>
       <w:pPr>
         <w:pStyle w:val="Bibliography"/>
@@ -61807,7 +64019,7 @@
       <w:r>
         <w:t xml:space="preserve"> </w:t>
       </w:r>
-      <w:hyperlink r:id="rId99">
+      <w:hyperlink r:id="rId102">
         <w:r>
           <w:rPr>
             <w:rStyle w:val="Hyperlink"/>
@@ -61819,8 +64031,8 @@
         <w:t xml:space="preserve">.</w:t>
       </w:r>
     </w:p>
-    <w:bookmarkEnd w:id="100"/>
-    <w:bookmarkStart w:id="102" w:name="ref-banerjee2014linear"/>
+    <w:bookmarkEnd w:id="103"/>
+    <w:bookmarkStart w:id="105" w:name="ref-banerjee2014linear"/>
     <w:p>
       <w:pPr>
         <w:pStyle w:val="Bibliography"/>
@@ -61844,7 +64056,7 @@
       <w:r>
         <w:t xml:space="preserve"> </w:t>
       </w:r>
-      <w:hyperlink r:id="rId101">
+      <w:hyperlink r:id="rId104">
         <w:r>
           <w:rPr>
             <w:rStyle w:val="Hyperlink"/>
@@ -61856,8 +64068,8 @@
         <w:t xml:space="preserve">.</w:t>
       </w:r>
     </w:p>
-    <w:bookmarkEnd w:id="102"/>
-    <w:bookmarkStart w:id="104" w:name="ref-zhou2024vector"/>
+    <w:bookmarkEnd w:id="105"/>
+    <w:bookmarkStart w:id="107" w:name="ref-zhou2024vector"/>
     <w:p>
       <w:pPr>
         <w:pStyle w:val="Bibliography"/>
@@ -61881,7 +64093,7 @@
       <w:r>
         <w:t xml:space="preserve"> </w:t>
       </w:r>
-      <w:hyperlink r:id="rId103">
+      <w:hyperlink r:id="rId106">
         <w:r>
           <w:rPr>
             <w:rStyle w:val="Hyperlink"/>
@@ -61893,9 +64105,9 @@
         <w:t xml:space="preserve">.</w:t>
       </w:r>
     </w:p>
-    <w:bookmarkEnd w:id="104"/>
-    <w:bookmarkEnd w:id="105"/>
-    <w:bookmarkEnd w:id="106"/>
+    <w:bookmarkEnd w:id="107"/>
+    <w:bookmarkEnd w:id="108"/>
+    <w:bookmarkEnd w:id="109"/>
     <w:sectPr>
       <w:footnotePr>
         <w:numRestart w:val="eachSect"/>

--- a/pr-preview/pr-286/linear-algebra-inner-products.docx
+++ b/pr-preview/pr-286/linear-algebra-inner-products.docx
@@ -15,7 +15,7 @@
         <w:pStyle w:val="Date"/>
       </w:pPr>
       <w:r>
-        <w:t xml:space="preserve">Last modified: 2026-10-14 17:33:03 (PDT)</w:t>
+        <w:t xml:space="preserve">Last modified: 2026-10-14 22:27:27 (PDT)</w:t>
       </w:r>
     </w:p>
     <w:bookmarkStart w:id="24" w:name="sec-inner-products"/>
@@ -8495,7 +8495,7 @@
     </w:p>
     <w:bookmarkEnd w:id="23"/>
     <w:bookmarkEnd w:id="24"/>
-    <w:bookmarkStart w:id="61" w:name="sec-cauchy-schwarz"/>
+    <w:bookmarkStart w:id="62" w:name="sec-cauchy-schwarz"/>
     <w:p>
       <w:pPr>
         <w:pStyle w:val="Heading2"/>
@@ -35526,18 +35526,7 @@
         <w:t xml:space="preserve"> </w:t>
       </w:r>
       <w:r>
-        <w:t xml:space="preserve">the cosine of the angle between them (</w:t>
-      </w:r>
-      <w:hyperlink w:anchor="def-angle">
-        <w:r>
-          <w:rPr>
-            <w:rStyle w:val="Hyperlink"/>
-          </w:rPr>
-          <w:t xml:space="preserve">Definition 8</w:t>
-        </w:r>
-      </w:hyperlink>
-      <w:r>
-        <w:t xml:space="preserve">):</w:t>
+        <w:t xml:space="preserve">their dot product divided by the product of their lengths:</w:t>
       </w:r>
     </w:p>
     <w:p>
@@ -36782,7 +36771,7 @@
       </w:r>
     </w:p>
     <w:bookmarkEnd w:id="56"/>
-    <w:bookmarkStart w:id="57" w:name="X64c41f557e7f698c947bb0d906d626137043d1e"/>
+    <w:bookmarkStart w:id="57" w:name="cor-cosine-similarity-angle"/>
     <w:p>
       <w:pPr>
         <w:pStyle w:val="BodyText"/>
@@ -36792,109 +36781,97 @@
           <w:b/>
           <w:bCs/>
         </w:rPr>
-        <w:t xml:space="preserve">Definition 10 (Cosine similarity in an inner product space)</w:t>
-      </w:r>
-      <w:r>
-        <w:t xml:space="preserve"> </w:t>
-      </w:r>
-      <w:r>
-        <w:t xml:space="preserve">In a general real inner product space (</w:t>
-      </w:r>
-      <w:hyperlink w:anchor="def-inner-product-space">
+        <w:t xml:space="preserve">Corollary 1 (Cosine similarity is the cosine of the angle)</w:t>
+      </w:r>
+      <w:r>
+        <w:t xml:space="preserve"> </w:t>
+      </w:r>
+      <w:r>
+        <w:t xml:space="preserve">For nonzero vectors</w:t>
+      </w:r>
+      <w:r>
+        <w:t xml:space="preserve"> </w:t>
+      </w:r>
+      <m:oMath>
+        <m:acc>
+          <m:accPr>
+            <m:chr m:val="̃"/>
+          </m:accPr>
+          <m:e>
+            <m:r>
+              <m:t>x</m:t>
+            </m:r>
+          </m:e>
+        </m:acc>
+        <m:r>
+          <m:rPr>
+            <m:sty m:val="p"/>
+          </m:rPr>
+          <m:t>,</m:t>
+        </m:r>
+        <m:acc>
+          <m:accPr>
+            <m:chr m:val="̃"/>
+          </m:accPr>
+          <m:e>
+            <m:r>
+              <m:t>y</m:t>
+            </m:r>
+          </m:e>
+        </m:acc>
+        <m:r>
+          <m:rPr>
+            <m:sty m:val="p"/>
+          </m:rPr>
+          <m:t>∈</m:t>
+        </m:r>
+        <m:sSup>
+          <m:e>
+            <m:r>
+              <m:rPr>
+                <m:scr m:val="double-struck"/>
+                <m:sty m:val="p"/>
+              </m:rPr>
+              <m:t>R</m:t>
+            </m:r>
+          </m:e>
+          <m:sup>
+            <m:r>
+              <m:t>p</m:t>
+            </m:r>
+          </m:sup>
+        </m:sSup>
+      </m:oMath>
+      <w:r>
+        <w:t xml:space="preserve"> </w:t>
+      </w:r>
+      <w:r>
+        <w:t xml:space="preserve">with angle</w:t>
+      </w:r>
+      <w:r>
+        <w:t xml:space="preserve"> </w:t>
+      </w:r>
+      <m:oMath>
+        <m:r>
+          <m:t>θ</m:t>
+        </m:r>
+      </m:oMath>
+      <w:r>
+        <w:t xml:space="preserve"> </w:t>
+      </w:r>
+      <w:r>
+        <w:t xml:space="preserve">between them (</w:t>
+      </w:r>
+      <w:hyperlink w:anchor="def-angle">
         <w:r>
           <w:rPr>
             <w:rStyle w:val="Hyperlink"/>
           </w:rPr>
-          <w:t xml:space="preserve">Definition 2</w:t>
+          <w:t xml:space="preserve">Definition 8</w:t>
         </w:r>
       </w:hyperlink>
       <w:r>
-        <w:t xml:space="preserve">) with inner product</w:t>
-      </w:r>
-      <w:r>
-        <w:t xml:space="preserve"> </w:t>
-      </w:r>
-      <m:oMath>
-        <m:d>
-          <m:dPr>
-            <m:begChr m:val="⟨"/>
-            <m:sepChr m:val=""/>
-            <m:endChr m:val="⟩"/>
-            <m:grow/>
-          </m:dPr>
-          <m:e>
-            <m:r>
-              <m:rPr>
-                <m:sty m:val="p"/>
-              </m:rPr>
-              <m:t>⋅</m:t>
-            </m:r>
-            <m:r>
-              <m:rPr>
-                <m:sty m:val="p"/>
-              </m:rPr>
-              <m:t>,</m:t>
-            </m:r>
-            <m:r>
-              <m:rPr>
-                <m:sty m:val="p"/>
-              </m:rPr>
-              <m:t>⋅</m:t>
-            </m:r>
-          </m:e>
-        </m:d>
-      </m:oMath>
-      <w:r>
-        <w:t xml:space="preserve"> </w:t>
-      </w:r>
-      <w:r>
-        <w:t xml:space="preserve">and induced norm</w:t>
-      </w:r>
-      <w:r>
-        <w:t xml:space="preserve"> </w:t>
-      </w:r>
-      <m:oMath>
-        <m:r>
-          <m:t>​</m:t>
-        </m:r>
-        <m:d>
-          <m:dPr>
-            <m:begChr m:val="∥"/>
-            <m:sepChr m:val=""/>
-            <m:endChr m:val="∥"/>
-            <m:grow/>
-          </m:dPr>
-          <m:e>
-            <m:r>
-              <m:rPr>
-                <m:sty m:val="p"/>
-              </m:rPr>
-              <m:t>⋅</m:t>
-            </m:r>
-          </m:e>
-        </m:d>
-        <m:r>
-          <m:t>​</m:t>
-        </m:r>
-      </m:oMath>
-      <w:r>
-        <w:t xml:space="preserve">, the</w:t>
-      </w:r>
-      <w:r>
-        <w:t xml:space="preserve"> </w:t>
-      </w:r>
-      <w:r>
-        <w:rPr>
-          <w:b/>
-          <w:bCs/>
-        </w:rPr>
-        <w:t xml:space="preserve">cosine similarity</w:t>
-      </w:r>
-      <w:r>
-        <w:t xml:space="preserve"> </w:t>
-      </w:r>
-      <w:r>
-        <w:t xml:space="preserve">is</w:t>
+        <w:t xml:space="preserve">),</w:t>
       </w:r>
     </w:p>
     <w:p>
@@ -36950,6 +36927,323 @@
             </m:rPr>
             <m:t>)</m:t>
           </m:r>
+          <m:r>
+            <m:rPr>
+              <m:sty m:val="p"/>
+            </m:rPr>
+            <m:t>=</m:t>
+          </m:r>
+          <m:r>
+            <m:rPr>
+              <m:sty m:val="p"/>
+            </m:rPr>
+            <m:t>cos</m:t>
+          </m:r>
+          <m:r>
+            <m:t>θ</m:t>
+          </m:r>
+          <m:r>
+            <m:rPr>
+              <m:sty m:val="p"/>
+            </m:rPr>
+            <m:t>.</m:t>
+          </m:r>
+        </m:oMath>
+      </m:oMathPara>
+    </w:p>
+    <w:bookmarkEnd w:id="57"/>
+    <w:p>
+      <w:pPr>
+        <w:pStyle w:val="FirstParagraph"/>
+      </w:pPr>
+      <w:r>
+        <w:rPr>
+          <w:i/>
+          <w:iCs/>
+        </w:rPr>
+        <w:t xml:space="preserve">Proof</w:t>
+      </w:r>
+      <w:r>
+        <w:t xml:space="preserve">. </w:t>
+      </w:r>
+      <w:r>
+        <w:t xml:space="preserve">The ratio that</w:t>
+      </w:r>
+      <w:r>
+        <w:t xml:space="preserve"> </w:t>
+      </w:r>
+      <w:hyperlink w:anchor="def-angle">
+        <w:r>
+          <w:rPr>
+            <w:rStyle w:val="Hyperlink"/>
+          </w:rPr>
+          <w:t xml:space="preserve">Definition 8</w:t>
+        </w:r>
+      </w:hyperlink>
+      <w:r>
+        <w:t xml:space="preserve"> </w:t>
+      </w:r>
+      <w:r>
+        <w:t xml:space="preserve">sets equal to</w:t>
+      </w:r>
+      <w:r>
+        <w:t xml:space="preserve"> </w:t>
+      </w:r>
+      <m:oMath>
+        <m:r>
+          <m:rPr>
+            <m:sty m:val="p"/>
+          </m:rPr>
+          <m:t>cos</m:t>
+        </m:r>
+        <m:r>
+          <m:t>θ</m:t>
+        </m:r>
+      </m:oMath>
+      <w:r>
+        <w:t xml:space="preserve"> </w:t>
+      </w:r>
+      <w:r>
+        <w:t xml:space="preserve">is the ratio that</w:t>
+      </w:r>
+      <w:r>
+        <w:t xml:space="preserve"> </w:t>
+      </w:r>
+      <w:hyperlink w:anchor="def-cosine-similarity">
+        <w:r>
+          <w:rPr>
+            <w:rStyle w:val="Hyperlink"/>
+          </w:rPr>
+          <w:t xml:space="preserve">Definition 9</w:t>
+        </w:r>
+      </w:hyperlink>
+      <w:r>
+        <w:t xml:space="preserve"> </w:t>
+      </w:r>
+      <w:r>
+        <w:t xml:space="preserve">defines as</w:t>
+      </w:r>
+      <w:r>
+        <w:t xml:space="preserve"> </w:t>
+      </w:r>
+      <m:oMath>
+        <m:r>
+          <m:rPr>
+            <m:sty m:val="p"/>
+          </m:rPr>
+          <m:t>cossim</m:t>
+        </m:r>
+        <m:r>
+          <m:rPr>
+            <m:sty m:val="p"/>
+          </m:rPr>
+          <m:t>(</m:t>
+        </m:r>
+        <m:acc>
+          <m:accPr>
+            <m:chr m:val="̃"/>
+          </m:accPr>
+          <m:e>
+            <m:r>
+              <m:t>x</m:t>
+            </m:r>
+          </m:e>
+        </m:acc>
+        <m:r>
+          <m:rPr>
+            <m:sty m:val="p"/>
+          </m:rPr>
+          <m:t>,</m:t>
+        </m:r>
+        <m:acc>
+          <m:accPr>
+            <m:chr m:val="̃"/>
+          </m:accPr>
+          <m:e>
+            <m:r>
+              <m:t>y</m:t>
+            </m:r>
+          </m:e>
+        </m:acc>
+        <m:r>
+          <m:rPr>
+            <m:sty m:val="p"/>
+          </m:rPr>
+          <m:t>)</m:t>
+        </m:r>
+      </m:oMath>
+      <w:r>
+        <w:t xml:space="preserve">.</w:t>
+      </w:r>
+    </w:p>
+    <w:bookmarkStart w:id="58" w:name="X64c41f557e7f698c947bb0d906d626137043d1e"/>
+    <w:p>
+      <w:pPr>
+        <w:pStyle w:val="BodyText"/>
+      </w:pPr>
+      <w:r>
+        <w:rPr>
+          <w:b/>
+          <w:bCs/>
+        </w:rPr>
+        <w:t xml:space="preserve">Definition 10 (Cosine similarity in an inner product space)</w:t>
+      </w:r>
+      <w:r>
+        <w:t xml:space="preserve"> </w:t>
+      </w:r>
+      <w:r>
+        <w:t xml:space="preserve">In a general real inner product space (</w:t>
+      </w:r>
+      <w:hyperlink w:anchor="def-inner-product-space">
+        <w:r>
+          <w:rPr>
+            <w:rStyle w:val="Hyperlink"/>
+          </w:rPr>
+          <w:t xml:space="preserve">Definition 2</w:t>
+        </w:r>
+      </w:hyperlink>
+      <w:r>
+        <w:t xml:space="preserve">) with inner product</w:t>
+      </w:r>
+      <w:r>
+        <w:t xml:space="preserve"> </w:t>
+      </w:r>
+      <m:oMath>
+        <m:d>
+          <m:dPr>
+            <m:begChr m:val="⟨"/>
+            <m:sepChr m:val=""/>
+            <m:endChr m:val="⟩"/>
+            <m:grow/>
+          </m:dPr>
+          <m:e>
+            <m:r>
+              <m:rPr>
+                <m:sty m:val="p"/>
+              </m:rPr>
+              <m:t>⋅</m:t>
+            </m:r>
+            <m:r>
+              <m:rPr>
+                <m:sty m:val="p"/>
+              </m:rPr>
+              <m:t>,</m:t>
+            </m:r>
+            <m:r>
+              <m:rPr>
+                <m:sty m:val="p"/>
+              </m:rPr>
+              <m:t>⋅</m:t>
+            </m:r>
+          </m:e>
+        </m:d>
+      </m:oMath>
+      <w:r>
+        <w:t xml:space="preserve"> </w:t>
+      </w:r>
+      <w:r>
+        <w:t xml:space="preserve">and induced norm</w:t>
+      </w:r>
+      <w:r>
+        <w:t xml:space="preserve"> </w:t>
+      </w:r>
+      <m:oMath>
+        <m:r>
+          <m:t>​</m:t>
+        </m:r>
+        <m:d>
+          <m:dPr>
+            <m:begChr m:val="∥"/>
+            <m:sepChr m:val=""/>
+            <m:endChr m:val="∥"/>
+            <m:grow/>
+          </m:dPr>
+          <m:e>
+            <m:r>
+              <m:rPr>
+                <m:sty m:val="p"/>
+              </m:rPr>
+              <m:t>⋅</m:t>
+            </m:r>
+          </m:e>
+        </m:d>
+        <m:r>
+          <m:t>​</m:t>
+        </m:r>
+      </m:oMath>
+      <w:r>
+        <w:t xml:space="preserve">, the</w:t>
+      </w:r>
+      <w:r>
+        <w:t xml:space="preserve"> </w:t>
+      </w:r>
+      <w:r>
+        <w:rPr>
+          <w:b/>
+          <w:bCs/>
+        </w:rPr>
+        <w:t xml:space="preserve">cosine similarity</w:t>
+      </w:r>
+      <w:r>
+        <w:t xml:space="preserve"> </w:t>
+      </w:r>
+      <w:r>
+        <w:t xml:space="preserve">is</w:t>
+      </w:r>
+    </w:p>
+    <w:p>
+      <w:pPr>
+        <w:pStyle w:val="BodyText"/>
+      </w:pPr>
+      <m:oMathPara>
+        <m:oMathParaPr>
+          <m:jc m:val="center"/>
+        </m:oMathParaPr>
+        <m:oMath>
+          <m:r>
+            <m:rPr>
+              <m:sty m:val="p"/>
+            </m:rPr>
+            <m:t>cossim</m:t>
+          </m:r>
+          <m:r>
+            <m:rPr>
+              <m:sty m:val="p"/>
+            </m:rPr>
+            <m:t>(</m:t>
+          </m:r>
+          <m:acc>
+            <m:accPr>
+              <m:chr m:val="̃"/>
+            </m:accPr>
+            <m:e>
+              <m:r>
+                <m:t>x</m:t>
+              </m:r>
+            </m:e>
+          </m:acc>
+          <m:r>
+            <m:rPr>
+              <m:sty m:val="p"/>
+            </m:rPr>
+            <m:t>,</m:t>
+          </m:r>
+          <m:acc>
+            <m:accPr>
+              <m:chr m:val="̃"/>
+            </m:accPr>
+            <m:e>
+              <m:r>
+                <m:t>y</m:t>
+              </m:r>
+            </m:e>
+          </m:acc>
+          <m:r>
+            <m:rPr>
+              <m:sty m:val="p"/>
+            </m:rPr>
+            <m:t>)</m:t>
+          </m:r>
           <m:limUpp>
             <m:e>
               <m:r>
@@ -37078,8 +37372,8 @@
         </m:oMath>
       </m:oMathPara>
     </w:p>
-    <w:bookmarkEnd w:id="57"/>
-    <w:bookmarkStart w:id="59" w:name="thm-pearson-cosine-centered"/>
+    <w:bookmarkEnd w:id="58"/>
+    <w:bookmarkStart w:id="60" w:name="thm-pearson-cosine-centered"/>
     <w:p>
       <w:pPr>
         <w:pStyle w:val="FirstParagraph"/>
@@ -37502,7 +37796,7 @@
       <w:r>
         <w:t xml:space="preserve"> </w:t>
       </w:r>
-      <w:hyperlink r:id="rId58">
+      <w:hyperlink r:id="rId59">
         <w:r>
           <w:rPr>
             <w:rStyle w:val="Hyperlink"/>
@@ -37688,7 +37982,7 @@
         </m:oMath>
       </m:oMathPara>
     </w:p>
-    <w:bookmarkEnd w:id="59"/>
+    <w:bookmarkEnd w:id="60"/>
     <w:p>
       <w:pPr>
         <w:pStyle w:val="FirstParagraph"/>
@@ -38394,7 +38688,7 @@
         <w:t xml:space="preserve">.</w:t>
       </w:r>
     </w:p>
-    <w:bookmarkStart w:id="60" w:name="exm-pearson-cosine-centered"/>
+    <w:bookmarkStart w:id="61" w:name="exm-pearson-cosine-centered"/>
     <w:p>
       <w:pPr>
         <w:pStyle w:val="BodyText"/>
@@ -39290,9 +39584,9 @@
         <w:t xml:space="preserve">mostly because both vectors have positive entries and the same mean, not because they move together.</w:t>
       </w:r>
     </w:p>
-    <w:bookmarkEnd w:id="60"/>
     <w:bookmarkEnd w:id="61"/>
-    <w:bookmarkStart w:id="93" w:name="sec-gram-schmidt"/>
+    <w:bookmarkEnd w:id="62"/>
+    <w:bookmarkStart w:id="94" w:name="sec-gram-schmidt"/>
     <w:p>
       <w:pPr>
         <w:pStyle w:val="Heading2"/>
@@ -39342,12 +39636,12 @@
                 <wp:inline>
                   <wp:extent cx="152400" cy="152400"/>
                   <wp:effectExtent b="0" l="0" r="0" t="0"/>
-                  <wp:docPr descr="" title="" id="62" name="Picture"/>
+                  <wp:docPr descr="" title="" id="63" name="Picture"/>
                   <a:graphic>
                     <a:graphicData uri="http://schemas.openxmlformats.org/drawingml/2006/picture">
                       <pic:pic>
                         <pic:nvPicPr>
-                          <pic:cNvPr descr="/opt/quarto/share/formats/docx/note.png" id="63" name="Picture"/>
+                          <pic:cNvPr descr="/opt/quarto/share/formats/docx/note.png" id="64" name="Picture"/>
                           <pic:cNvPicPr>
                             <a:picLocks noChangeArrowheads="1" noChangeAspect="1"/>
                           </pic:cNvPicPr>
@@ -39478,7 +39772,7 @@
         </w:tc>
       </w:tr>
     </w:tbl>
-    <w:bookmarkStart w:id="64" w:name="thm-dot-linear-sum"/>
+    <w:bookmarkStart w:id="65" w:name="thm-dot-linear-sum"/>
     <w:p>
       <w:pPr>
         <w:pStyle w:val="BodyText"/>
@@ -39879,7 +40173,7 @@
         </m:oMath>
       </m:oMathPara>
     </w:p>
-    <w:bookmarkEnd w:id="64"/>
+    <w:bookmarkEnd w:id="65"/>
     <w:p>
       <w:pPr>
         <w:pStyle w:val="FirstParagraph"/>
@@ -40877,7 +41171,7 @@
         </m:oMath>
       </m:oMathPara>
     </w:p>
-    <w:bookmarkStart w:id="65" w:name="exm-dot-linear-sum"/>
+    <w:bookmarkStart w:id="66" w:name="exm-dot-linear-sum"/>
     <w:p>
       <w:pPr>
         <w:pStyle w:val="FirstParagraph"/>
@@ -41346,8 +41640,8 @@
         <w:t xml:space="preserve">, the same number.</w:t>
       </w:r>
     </w:p>
-    <w:bookmarkEnd w:id="65"/>
-    <w:bookmarkStart w:id="67" w:name="thm-orthonormal-independent"/>
+    <w:bookmarkEnd w:id="66"/>
+    <w:bookmarkStart w:id="68" w:name="thm-orthonormal-independent"/>
     <w:p>
       <w:pPr>
         <w:pStyle w:val="BodyText"/>
@@ -41432,7 +41726,7 @@
       <w:r>
         <w:t xml:space="preserve">are orthonormal (</w:t>
       </w:r>
-      <w:hyperlink r:id="rId66">
+      <w:hyperlink r:id="rId67">
         <w:r>
           <w:rPr>
             <w:rStyle w:val="Hyperlink"/>
@@ -41461,7 +41755,7 @@
         <w:t xml:space="preserve">).</w:t>
       </w:r>
     </w:p>
-    <w:bookmarkEnd w:id="67"/>
+    <w:bookmarkEnd w:id="68"/>
     <w:p>
       <w:pPr>
         <w:pStyle w:val="BodyText"/>
@@ -42127,7 +42421,7 @@
         <w:t xml:space="preserve">.</w:t>
       </w:r>
     </w:p>
-    <w:bookmarkStart w:id="68" w:name="exm-orthonormal-independent"/>
+    <w:bookmarkStart w:id="69" w:name="exm-orthonormal-independent"/>
     <w:p>
       <w:pPr>
         <w:pStyle w:val="BodyText"/>
@@ -43504,8 +43798,8 @@
         <w:t xml:space="preserve">.</w:t>
       </w:r>
     </w:p>
-    <w:bookmarkEnd w:id="68"/>
-    <w:bookmarkStart w:id="70" w:name="def-orthonormal-basis"/>
+    <w:bookmarkEnd w:id="69"/>
+    <w:bookmarkStart w:id="71" w:name="def-orthonormal-basis"/>
     <w:p>
       <w:pPr>
         <w:pStyle w:val="BodyText"/>
@@ -43602,7 +43896,7 @@
       <w:r>
         <w:t xml:space="preserve">(</w:t>
       </w:r>
-      <w:hyperlink r:id="rId69">
+      <w:hyperlink r:id="rId70">
         <w:r>
           <w:rPr>
             <w:rStyle w:val="Hyperlink"/>
@@ -43619,7 +43913,7 @@
       <w:r>
         <w:t xml:space="preserve">whose vectors are orthonormal (</w:t>
       </w:r>
-      <w:hyperlink r:id="rId66">
+      <w:hyperlink r:id="rId67">
         <w:r>
           <w:rPr>
             <w:rStyle w:val="Hyperlink"/>
@@ -43631,8 +43925,8 @@
         <w:t xml:space="preserve">).</w:t>
       </w:r>
     </w:p>
-    <w:bookmarkEnd w:id="70"/>
-    <w:bookmarkStart w:id="74" w:name="exm-orthonormal-basis"/>
+    <w:bookmarkEnd w:id="71"/>
+    <w:bookmarkStart w:id="75" w:name="exm-orthonormal-basis"/>
     <w:p>
       <w:pPr>
         <w:pStyle w:val="BodyText"/>
@@ -43813,7 +44107,7 @@
       <w:r>
         <w:t xml:space="preserve">(</w:t>
       </w:r>
-      <w:hyperlink r:id="rId71">
+      <w:hyperlink r:id="rId72">
         <w:r>
           <w:rPr>
             <w:rStyle w:val="Hyperlink"/>
@@ -43939,7 +44233,7 @@
       <w:r>
         <w:t xml:space="preserve">so they are a basis of their span (</w:t>
       </w:r>
-      <w:hyperlink r:id="rId69">
+      <w:hyperlink r:id="rId70">
         <w:r>
           <w:rPr>
             <w:rStyle w:val="Hyperlink"/>
@@ -43970,7 +44264,7 @@
       <w:r>
         <w:t xml:space="preserve">(</w:t>
       </w:r>
-      <w:hyperlink r:id="rId72">
+      <w:hyperlink r:id="rId73">
         <w:r>
           <w:rPr>
             <w:rStyle w:val="Hyperlink"/>
@@ -44014,7 +44308,7 @@
       <w:r>
         <w:t xml:space="preserve">(</w:t>
       </w:r>
-      <w:hyperlink r:id="rId73">
+      <w:hyperlink r:id="rId74">
         <w:r>
           <w:rPr>
             <w:rStyle w:val="Hyperlink"/>
@@ -44028,7 +44322,7 @@
       <w:r>
         <w:t xml:space="preserve"> </w:t>
       </w:r>
-      <w:hyperlink r:id="rId71">
+      <w:hyperlink r:id="rId72">
         <w:r>
           <w:rPr>
             <w:rStyle w:val="Hyperlink"/>
@@ -44073,8 +44367,8 @@
         <w:t xml:space="preserve">too.</w:t>
       </w:r>
     </w:p>
-    <w:bookmarkEnd w:id="74"/>
-    <w:bookmarkStart w:id="77" w:name="exm-not-orthonormal-basis"/>
+    <w:bookmarkEnd w:id="75"/>
+    <w:bookmarkStart w:id="78" w:name="exm-not-orthonormal-basis"/>
     <w:p>
       <w:pPr>
         <w:pStyle w:val="FirstParagraph"/>
@@ -44190,7 +44484,7 @@
       <w:r>
         <w:t xml:space="preserve">(</w:t>
       </w:r>
-      <w:hyperlink r:id="rId75">
+      <w:hyperlink r:id="rId76">
         <w:r>
           <w:rPr>
             <w:rStyle w:val="Hyperlink"/>
@@ -44420,7 +44714,7 @@
       <w:r>
         <w:t xml:space="preserve">(</w:t>
       </w:r>
-      <w:hyperlink r:id="rId76">
+      <w:hyperlink r:id="rId77">
         <w:r>
           <w:rPr>
             <w:rStyle w:val="Hyperlink"/>
@@ -44479,8 +44773,8 @@
         <w:t xml:space="preserve">.</w:t>
       </w:r>
     </w:p>
-    <w:bookmarkEnd w:id="77"/>
-    <w:bookmarkStart w:id="78" w:name="thm-orthonormal-expansion"/>
+    <w:bookmarkEnd w:id="78"/>
+    <w:bookmarkStart w:id="79" w:name="thm-orthonormal-expansion"/>
     <w:p>
       <w:pPr>
         <w:pStyle w:val="FirstParagraph"/>
@@ -44761,7 +45055,7 @@
         </m:oMath>
       </m:oMathPara>
     </w:p>
-    <w:bookmarkEnd w:id="78"/>
+    <w:bookmarkEnd w:id="79"/>
     <w:p>
       <w:pPr>
         <w:pStyle w:val="FirstParagraph"/>
@@ -45367,7 +45661,7 @@
         <w:t xml:space="preserve">.</w:t>
       </w:r>
     </w:p>
-    <w:bookmarkStart w:id="79" w:name="exm-orthonormal-expansion"/>
+    <w:bookmarkStart w:id="80" w:name="exm-orthonormal-expansion"/>
     <w:p>
       <w:pPr>
         <w:pStyle w:val="BodyText"/>
@@ -46607,8 +46901,8 @@
         <w:t xml:space="preserve">says.</w:t>
       </w:r>
     </w:p>
-    <w:bookmarkEnd w:id="79"/>
-    <w:bookmarkStart w:id="80" w:name="def-gram-schmidt"/>
+    <w:bookmarkEnd w:id="80"/>
+    <w:bookmarkStart w:id="81" w:name="def-gram-schmidt"/>
     <w:p>
       <w:pPr>
         <w:pStyle w:val="BodyText"/>
@@ -47383,8 +47677,8 @@
         <w:t xml:space="preserve">of them if it never stops.</w:t>
       </w:r>
     </w:p>
-    <w:bookmarkEnd w:id="80"/>
-    <w:bookmarkStart w:id="81" w:name="exm-gram-schmidt"/>
+    <w:bookmarkEnd w:id="81"/>
+    <w:bookmarkStart w:id="82" w:name="exm-gram-schmidt"/>
     <w:p>
       <w:pPr>
         <w:pStyle w:val="BodyText"/>
@@ -48863,8 +49157,8 @@
         </m:oMath>
       </m:oMathPara>
     </w:p>
-    <w:bookmarkEnd w:id="81"/>
-    <w:bookmarkStart w:id="82" w:name="exm-gram-schmidt-stops"/>
+    <w:bookmarkEnd w:id="82"/>
+    <w:bookmarkStart w:id="83" w:name="exm-gram-schmidt-stops"/>
     <w:p>
       <w:pPr>
         <w:pStyle w:val="FirstParagraph"/>
@@ -49585,8 +49879,8 @@
         <w:t xml:space="preserve">.</w:t>
       </w:r>
     </w:p>
-    <w:bookmarkEnd w:id="82"/>
-    <w:bookmarkStart w:id="83" w:name="thm-gram-schmidt"/>
+    <w:bookmarkEnd w:id="83"/>
+    <w:bookmarkStart w:id="84" w:name="thm-gram-schmidt"/>
     <w:p>
       <w:pPr>
         <w:pStyle w:val="BodyText"/>
@@ -50507,7 +50801,7 @@
         <w:t xml:space="preserve">).</w:t>
       </w:r>
     </w:p>
-    <w:bookmarkEnd w:id="83"/>
+    <w:bookmarkEnd w:id="84"/>
     <w:p>
       <w:pPr>
         <w:pStyle w:val="FirstParagraph"/>
@@ -50536,7 +50830,7 @@
         </w:rPr>
         <w:t xml:space="preserve"> </w:t>
       </w:r>
-      <w:hyperlink r:id="rId84">
+      <w:hyperlink r:id="rId85">
         <w:r>
           <w:rPr>
             <w:rStyle w:val="Hyperlink"/>
@@ -50657,7 +50951,7 @@
       <w:r>
         <w:t xml:space="preserve">(</w:t>
       </w:r>
-      <w:hyperlink r:id="rId85">
+      <w:hyperlink r:id="rId86">
         <w:r>
           <w:rPr>
             <w:rStyle w:val="Hyperlink"/>
@@ -54710,7 +55004,7 @@
       <w:r>
         <w:t xml:space="preserve">A span is a subspace (</w:t>
       </w:r>
-      <w:hyperlink r:id="rId86">
+      <w:hyperlink r:id="rId87">
         <w:r>
           <w:rPr>
             <w:rStyle w:val="Hyperlink"/>
@@ -54951,7 +55245,7 @@
       <w:r>
         <w:t xml:space="preserve"> </w:t>
       </w:r>
-      <w:hyperlink r:id="rId87">
+      <w:hyperlink r:id="rId88">
         <w:r>
           <w:rPr>
             <w:rStyle w:val="Hyperlink"/>
@@ -55475,7 +55769,7 @@
         <w:t xml:space="preserve">so they are an orthonormal basis of it.</w:t>
       </w:r>
     </w:p>
-    <w:bookmarkStart w:id="88" w:name="exm-thm-gram-schmidt"/>
+    <w:bookmarkStart w:id="89" w:name="exm-thm-gram-schmidt"/>
     <w:p>
       <w:pPr>
         <w:pStyle w:val="BodyText"/>
@@ -57016,7 +57310,7 @@
       <w:r>
         <w:t xml:space="preserve">(</w:t>
       </w:r>
-      <w:hyperlink r:id="rId72">
+      <w:hyperlink r:id="rId73">
         <w:r>
           <w:rPr>
             <w:rStyle w:val="Hyperlink"/>
@@ -57060,7 +57354,7 @@
       <w:r>
         <w:t xml:space="preserve">(</w:t>
       </w:r>
-      <w:hyperlink r:id="rId73">
+      <w:hyperlink r:id="rId74">
         <w:r>
           <w:rPr>
             <w:rStyle w:val="Hyperlink"/>
@@ -57074,7 +57368,7 @@
       <w:r>
         <w:t xml:space="preserve"> </w:t>
       </w:r>
-      <w:hyperlink r:id="rId71">
+      <w:hyperlink r:id="rId72">
         <w:r>
           <w:rPr>
             <w:rStyle w:val="Hyperlink"/>
@@ -57402,8 +57696,8 @@
         </m:oMath>
       </m:oMathPara>
     </w:p>
-    <w:bookmarkEnd w:id="88"/>
-    <w:bookmarkStart w:id="89" w:name="cor-orthonormal-basis-exists"/>
+    <w:bookmarkEnd w:id="89"/>
+    <w:bookmarkStart w:id="90" w:name="cor-orthonormal-basis-exists"/>
     <w:p>
       <w:pPr>
         <w:pStyle w:val="FirstParagraph"/>
@@ -57413,7 +57707,7 @@
           <w:b/>
           <w:bCs/>
         </w:rPr>
-        <w:t xml:space="preserve">Corollary 1 (Every subspace has an orthonormal basis)</w:t>
+        <w:t xml:space="preserve">Corollary 2 (Every subspace has an orthonormal basis)</w:t>
       </w:r>
       <w:r>
         <w:t xml:space="preserve"> </w:t>
@@ -57541,7 +57835,7 @@
         <w:t xml:space="preserve">has an orthonormal basis.</w:t>
       </w:r>
     </w:p>
-    <w:bookmarkEnd w:id="89"/>
+    <w:bookmarkEnd w:id="90"/>
     <w:p>
       <w:pPr>
         <w:pStyle w:val="BodyText"/>
@@ -57818,7 +58112,7 @@
       <w:r>
         <w:t xml:space="preserve">(</w:t>
       </w:r>
-      <w:hyperlink r:id="rId90">
+      <w:hyperlink r:id="rId91">
         <w:r>
           <w:rPr>
             <w:rStyle w:val="Hyperlink"/>
@@ -57974,7 +58268,7 @@
       <w:r>
         <w:t xml:space="preserve"> </w:t>
       </w:r>
-      <w:hyperlink r:id="rId84">
+      <w:hyperlink r:id="rId85">
         <w:r>
           <w:rPr>
             <w:rStyle w:val="Hyperlink"/>
@@ -58703,7 +58997,7 @@
         <w:t xml:space="preserve">So the orthonormal basis contains the starting list.</w:t>
       </w:r>
     </w:p>
-    <w:bookmarkStart w:id="92" w:name="exm-orthonormal-basis-exists"/>
+    <w:bookmarkStart w:id="93" w:name="exm-orthonormal-basis-exists"/>
     <w:p>
       <w:pPr>
         <w:pStyle w:val="BodyText"/>
@@ -58881,7 +59175,7 @@
       <w:r>
         <w:t xml:space="preserve"> </w:t>
       </w:r>
-      <w:hyperlink r:id="rId91">
+      <w:hyperlink r:id="rId92">
         <w:r>
           <w:rPr>
             <w:rStyle w:val="Hyperlink"/>
@@ -59412,7 +59706,7 @@
       <w:r>
         <w:t xml:space="preserve">are linearly independent (</w:t>
       </w:r>
-      <w:hyperlink r:id="rId87">
+      <w:hyperlink r:id="rId88">
         <w:r>
           <w:rPr>
             <w:rStyle w:val="Hyperlink"/>
@@ -59476,7 +59770,7 @@
       <w:r>
         <w:t xml:space="preserve">(</w:t>
       </w:r>
-      <w:hyperlink r:id="rId72">
+      <w:hyperlink r:id="rId73">
         <w:r>
           <w:rPr>
             <w:rStyle w:val="Hyperlink"/>
@@ -59520,7 +59814,7 @@
       <w:r>
         <w:t xml:space="preserve">(</w:t>
       </w:r>
-      <w:hyperlink r:id="rId73">
+      <w:hyperlink r:id="rId74">
         <w:r>
           <w:rPr>
             <w:rStyle w:val="Hyperlink"/>
@@ -59534,7 +59828,7 @@
       <w:r>
         <w:t xml:space="preserve"> </w:t>
       </w:r>
-      <w:hyperlink r:id="rId71">
+      <w:hyperlink r:id="rId72">
         <w:r>
           <w:rPr>
             <w:rStyle w:val="Hyperlink"/>
@@ -60457,9 +60751,9 @@
         <w:t xml:space="preserve">, in a different order.</w:t>
       </w:r>
     </w:p>
-    <w:bookmarkEnd w:id="92"/>
     <w:bookmarkEnd w:id="93"/>
-    <w:bookmarkStart w:id="109" w:name="outer-product"/>
+    <w:bookmarkEnd w:id="94"/>
+    <w:bookmarkStart w:id="110" w:name="outer-product"/>
     <w:p>
       <w:pPr>
         <w:pStyle w:val="Heading2"/>
@@ -60468,7 +60762,7 @@
         <w:t xml:space="preserve">4 Outer product</w:t>
       </w:r>
     </w:p>
-    <w:bookmarkStart w:id="95" w:name="def-outer-product"/>
+    <w:bookmarkStart w:id="96" w:name="def-outer-product"/>
     <w:p>
       <w:pPr>
         <w:pStyle w:val="FirstParagraph"/>
@@ -60595,7 +60889,7 @@
       <w:r>
         <w:t xml:space="preserve">matrix product (</w:t>
       </w:r>
-      <w:hyperlink r:id="rId94">
+      <w:hyperlink r:id="rId95">
         <w:r>
           <w:rPr>
             <w:rStyle w:val="Hyperlink"/>
@@ -60885,8 +61179,8 @@
         </m:oMath>
       </m:oMathPara>
     </w:p>
-    <w:bookmarkEnd w:id="95"/>
-    <w:bookmarkStart w:id="96" w:name="exm-outer-product"/>
+    <w:bookmarkEnd w:id="96"/>
+    <w:bookmarkStart w:id="97" w:name="exm-outer-product"/>
     <w:p>
       <w:pPr>
         <w:pStyle w:val="FirstParagraph"/>
@@ -61469,8 +61763,8 @@
         </m:oMath>
       </m:oMathPara>
     </w:p>
-    <w:bookmarkEnd w:id="96"/>
-    <w:bookmarkStart w:id="98" w:name="rem-outer-vs-dot-product"/>
+    <w:bookmarkEnd w:id="97"/>
+    <w:bookmarkStart w:id="99" w:name="rem-outer-vs-dot-product"/>
     <w:p>
       <w:pPr>
         <w:pStyle w:val="FirstParagraph"/>
@@ -61531,7 +61825,7 @@
       <w:r>
         <w:t xml:space="preserve">(</w:t>
       </w:r>
-      <w:hyperlink r:id="rId97">
+      <w:hyperlink r:id="rId98">
         <w:r>
           <w:rPr>
             <w:rStyle w:val="Hyperlink"/>
@@ -62194,8 +62488,8 @@
         </m:oMath>
       </m:oMathPara>
     </w:p>
-    <w:bookmarkEnd w:id="98"/>
-    <w:bookmarkStart w:id="100" w:name="thm-outer-product-rank"/>
+    <w:bookmarkEnd w:id="99"/>
+    <w:bookmarkStart w:id="101" w:name="thm-outer-product-rank"/>
     <w:p>
       <w:pPr>
         <w:pStyle w:val="FirstParagraph"/>
@@ -62359,7 +62653,7 @@
       <w:r>
         <w:t xml:space="preserve">(</w:t>
       </w:r>
-      <w:hyperlink r:id="rId99">
+      <w:hyperlink r:id="rId100">
         <w:r>
           <w:rPr>
             <w:rStyle w:val="Hyperlink"/>
@@ -62371,7 +62665,7 @@
         <w:t xml:space="preserve">).</w:t>
       </w:r>
     </w:p>
-    <w:bookmarkEnd w:id="100"/>
+    <w:bookmarkEnd w:id="101"/>
     <w:p>
       <w:pPr>
         <w:pStyle w:val="BodyText"/>
@@ -63644,7 +63938,7 @@
         <w:t xml:space="preserve">The largest linearly independent set of columns therefore has one column.</w:t>
       </w:r>
     </w:p>
-    <w:bookmarkStart w:id="101" w:name="exm-outer-product-rank"/>
+    <w:bookmarkStart w:id="102" w:name="exm-outer-product-rank"/>
     <w:p>
       <w:pPr>
         <w:pStyle w:val="BodyText"/>
@@ -63993,9 +64287,9 @@
         <w:t xml:space="preserve">.</w:t>
       </w:r>
     </w:p>
-    <w:bookmarkEnd w:id="101"/>
-    <w:bookmarkStart w:id="108" w:name="refs"/>
-    <w:bookmarkStart w:id="103" w:name="ref-axler2024linear"/>
+    <w:bookmarkEnd w:id="102"/>
+    <w:bookmarkStart w:id="109" w:name="refs"/>
+    <w:bookmarkStart w:id="104" w:name="ref-axler2024linear"/>
     <w:p>
       <w:pPr>
         <w:pStyle w:val="Bibliography"/>
@@ -64019,7 +64313,7 @@
       <w:r>
         <w:t xml:space="preserve"> </w:t>
       </w:r>
-      <w:hyperlink r:id="rId102">
+      <w:hyperlink r:id="rId103">
         <w:r>
           <w:rPr>
             <w:rStyle w:val="Hyperlink"/>
@@ -64031,8 +64325,8 @@
         <w:t xml:space="preserve">.</w:t>
       </w:r>
     </w:p>
-    <w:bookmarkEnd w:id="103"/>
-    <w:bookmarkStart w:id="105" w:name="ref-banerjee2014linear"/>
+    <w:bookmarkEnd w:id="104"/>
+    <w:bookmarkStart w:id="106" w:name="ref-banerjee2014linear"/>
     <w:p>
       <w:pPr>
         <w:pStyle w:val="Bibliography"/>
@@ -64056,7 +64350,7 @@
       <w:r>
         <w:t xml:space="preserve"> </w:t>
       </w:r>
-      <w:hyperlink r:id="rId104">
+      <w:hyperlink r:id="rId105">
         <w:r>
           <w:rPr>
             <w:rStyle w:val="Hyperlink"/>
@@ -64068,8 +64362,8 @@
         <w:t xml:space="preserve">.</w:t>
       </w:r>
     </w:p>
-    <w:bookmarkEnd w:id="105"/>
-    <w:bookmarkStart w:id="107" w:name="ref-zhou2024vector"/>
+    <w:bookmarkEnd w:id="106"/>
+    <w:bookmarkStart w:id="108" w:name="ref-zhou2024vector"/>
     <w:p>
       <w:pPr>
         <w:pStyle w:val="Bibliography"/>
@@ -64093,7 +64387,7 @@
       <w:r>
         <w:t xml:space="preserve"> </w:t>
       </w:r>
-      <w:hyperlink r:id="rId106">
+      <w:hyperlink r:id="rId107">
         <w:r>
           <w:rPr>
             <w:rStyle w:val="Hyperlink"/>
@@ -64105,9 +64399,9 @@
         <w:t xml:space="preserve">.</w:t>
       </w:r>
     </w:p>
-    <w:bookmarkEnd w:id="107"/>
     <w:bookmarkEnd w:id="108"/>
     <w:bookmarkEnd w:id="109"/>
+    <w:bookmarkEnd w:id="110"/>
     <w:sectPr>
       <w:footnotePr>
         <w:numRestart w:val="eachSect"/>
